--- a/rapports/2026-06-06/EQ13/EQ13_sup_v2/DR_041201030002/27-51-63-84.docx
+++ b/rapports/2026-06-06/EQ13/EQ13_sup_v2/DR_041201030002/27-51-63-84.docx
@@ -297,7 +297,7 @@
           <w:color w:val="1F6FEB"/>
           <w:sz w:val="22"/>
         </w:rPr>
-        <w:t>⚠ INCOHÉRENCES À CORRIGER (76)</w:t>
+        <w:t>⚠ INCOHÉRENCES À CORRIGER (72)</w:t>
       </w:r>
     </w:p>
     <w:tbl>
@@ -544,7 +544,7 @@
                 <w:color w:val="16A34A"/>
                 <w:sz w:val="16"/>
               </w:rPr>
-              <w:t>—</w:t>
+              <w:t>s01q32, s01q36, s01q38, s04q37_modif, s02q33, s02q34, s01q00b</w:t>
             </w:r>
           </w:p>
         </w:tc>
@@ -575,7 +575,7 @@
                 <w:i w:val="0"/>
                 <w:sz w:val="17"/>
               </w:rPr>
-              <w:t>Incohérence!!! seulement les écoles privées paient les frais de scolarité (y compris les frais d'inscription).</w:t>
+              <w:t>Peu probable!!! Vu l'âge (16 ans) de AMINTE FALL ou l'année à laquelle AMINTE FALL a fréquenté l'école pour la dernière fois (.) le dernier diplome de AMINTE FALL ne peut être le Certificat d'études primaires (CEP), prière de corriger cette incohérence ou confirmer avec le QG.</w:t>
             </w:r>
           </w:p>
         </w:tc>
@@ -634,7 +634,7 @@
                 <w:color w:val="16A34A"/>
                 <w:sz w:val="16"/>
               </w:rPr>
-              <w:t>s01q32, s01q36, s01q38, s04q37_modif, s02q33, s02q34, s01q00b</w:t>
+              <w:t>s02q33, s01q00b</w:t>
             </w:r>
           </w:p>
         </w:tc>
@@ -665,7 +665,7 @@
                 <w:i w:val="0"/>
                 <w:sz w:val="17"/>
               </w:rPr>
-              <w:t>Peu probable!!! Vu l'âge (16 ans) de AMINTE FALL ou l'année à laquelle AMINTE FALL a fréquenté l'école pour la dernière fois (.) le dernier diplome de AMINTE FALL ne peut être le Certificat d'études primaires (CEP), prière de corriger cette incohérence ou confirmer avec le QG.</w:t>
+              <w:t>Incoherent!!! La dernière fois que FATOU SAMBE a  fréquenté l'école est 9999.</w:t>
             </w:r>
           </w:p>
         </w:tc>
@@ -724,7 +724,7 @@
                 <w:color w:val="16A34A"/>
                 <w:sz w:val="16"/>
               </w:rPr>
-              <w:t>s02q33, s01q00b</w:t>
+              <w:t>s01q00b, s02q17_2, s02q15_2</w:t>
             </w:r>
           </w:p>
         </w:tc>
@@ -755,7 +755,7 @@
                 <w:i w:val="0"/>
                 <w:sz w:val="17"/>
               </w:rPr>
-              <w:t>Incoherent!!! La dernière fois que FATOU SAMBE a  fréquenté l'école est 9999.</w:t>
+              <w:t>Incohérence!! NDEYE ATE FALL fréquente 6ème année de Primaire mais ne paie ni la scolarité ni la cotisation, prière de corriger ou fournir une explication à cela.</w:t>
             </w:r>
           </w:p>
         </w:tc>
@@ -814,7 +814,7 @@
                 <w:color w:val="16A34A"/>
                 <w:sz w:val="16"/>
               </w:rPr>
-              <w:t>s01q00b, s02q17_2, s02q15_2</w:t>
+              <w:t>s01q32, s01q36, s01q38, s04q37_modif, s02q33, s02q34, s01q00b</w:t>
             </w:r>
           </w:p>
         </w:tc>
@@ -845,7 +845,7 @@
                 <w:i w:val="0"/>
                 <w:sz w:val="17"/>
               </w:rPr>
-              <w:t>Incohérence!! NDEYE ATE FALL fréquente 6ème année de Primaire mais ne paie ni la scolarité ni la cotisation, prière de corriger ou fournir une explication à cela.</w:t>
+              <w:t>Peu probable!!! Vu l'âge (12 ans) de NDEYE ATE FALL ou l'année à laquelle NDEYE ATE FALL a fréquenté l'école pour la dernière fois (.) le dernier diplome de NDEYE ATE FALL ne peut être le Certificat d'études primaires (CEP), prière de corriger cette incohérence ou confirmer avec le QG.</w:t>
             </w:r>
           </w:p>
         </w:tc>
@@ -878,6 +878,726 @@
                 <w:i w:val="0"/>
                 <w:sz w:val="16"/>
               </w:rPr>
+              <w:t>S03</w:t>
+              <w:br/>
+            </w:r>
+            <w:r>
+              <w:rPr>
+                <w:b w:val="0"/>
+                <w:i w:val="0"/>
+                <w:color w:val="64748B"/>
+                <w:sz w:val="14"/>
+              </w:rPr>
+              <w:t>Santé</w:t>
+            </w:r>
+          </w:p>
+        </w:tc>
+        <w:tc>
+          <w:tcPr>
+            <w:tcW w:type="dxa" w:w="1531"/>
+          </w:tcPr>
+          <w:p>
+            <w:r>
+              <w:rPr>
+                <w:b/>
+                <w:i w:val="0"/>
+                <w:color w:val="16A34A"/>
+                <w:sz w:val="16"/>
+              </w:rPr>
+              <w:t>s03q14, s03q15, s03q17, s03q18, s03q19, s03q20, s03q21</w:t>
+            </w:r>
+          </w:p>
+        </w:tc>
+        <w:tc>
+          <w:tcPr>
+            <w:tcW w:type="dxa" w:w="1191"/>
+          </w:tcPr>
+          <w:p>
+            <w:r>
+              <w:rPr>
+                <w:b w:val="0"/>
+                <w:i w:val="0"/>
+                <w:color w:val="64748B"/>
+                <w:sz w:val="16"/>
+              </w:rPr>
+              <w:t>GT-CQ</w:t>
+            </w:r>
+          </w:p>
+        </w:tc>
+        <w:tc>
+          <w:tcPr>
+            <w:tcW w:type="dxa" w:w="4706"/>
+          </w:tcPr>
+          <w:p>
+            <w:r>
+              <w:rPr>
+                <w:b w:val="0"/>
+                <w:i w:val="0"/>
+                <w:sz w:val="17"/>
+              </w:rPr>
+              <w:t>Incoherence!!! AMINTE FALL a consulté dans un service de santé ou un guérisseur au cours des 3 derniers mois sans hospitalisation (3.13=Oui) mais la depense liée à cette consultation est nulle 0 ou ne sait pas partout dans les questions (s03q14 s03q15 s03q17 s03q18 s03q19 s03q20 s03q21).</w:t>
+            </w:r>
+          </w:p>
+        </w:tc>
+      </w:tr>
+      <w:tr>
+        <w:tc>
+          <w:tcPr>
+            <w:tcW w:type="dxa" w:w="964"/>
+          </w:tcPr>
+          <w:p>
+            <w:r>
+              <w:rPr>
+                <w:b/>
+                <w:i w:val="0"/>
+                <w:color w:val="DC2626"/>
+                <w:sz w:val="16"/>
+              </w:rPr>
+              <w:t>Haute</w:t>
+            </w:r>
+          </w:p>
+        </w:tc>
+        <w:tc>
+          <w:tcPr>
+            <w:tcW w:type="dxa" w:w="1247"/>
+          </w:tcPr>
+          <w:p>
+            <w:r>
+              <w:rPr>
+                <w:b/>
+                <w:i w:val="0"/>
+                <w:sz w:val="16"/>
+              </w:rPr>
+              <w:t>S03</w:t>
+              <w:br/>
+            </w:r>
+            <w:r>
+              <w:rPr>
+                <w:b w:val="0"/>
+                <w:i w:val="0"/>
+                <w:color w:val="64748B"/>
+                <w:sz w:val="14"/>
+              </w:rPr>
+              <w:t>Santé</w:t>
+            </w:r>
+          </w:p>
+        </w:tc>
+        <w:tc>
+          <w:tcPr>
+            <w:tcW w:type="dxa" w:w="1531"/>
+          </w:tcPr>
+          <w:p>
+            <w:r>
+              <w:rPr>
+                <w:b/>
+                <w:i w:val="0"/>
+                <w:color w:val="16A34A"/>
+                <w:sz w:val="16"/>
+              </w:rPr>
+              <w:t>s03q14, s03q15, s03q17, s03q18, s03q19, s03q20, s03q21</w:t>
+            </w:r>
+          </w:p>
+        </w:tc>
+        <w:tc>
+          <w:tcPr>
+            <w:tcW w:type="dxa" w:w="1191"/>
+          </w:tcPr>
+          <w:p>
+            <w:r>
+              <w:rPr>
+                <w:b w:val="0"/>
+                <w:i w:val="0"/>
+                <w:color w:val="64748B"/>
+                <w:sz w:val="16"/>
+              </w:rPr>
+              <w:t>GT-CQ</w:t>
+            </w:r>
+          </w:p>
+        </w:tc>
+        <w:tc>
+          <w:tcPr>
+            <w:tcW w:type="dxa" w:w="4706"/>
+          </w:tcPr>
+          <w:p>
+            <w:r>
+              <w:rPr>
+                <w:b w:val="0"/>
+                <w:i w:val="0"/>
+                <w:sz w:val="17"/>
+              </w:rPr>
+              <w:t>Incoherence!!! MOHAMED LAMINE FALL a consulté dans un service de santé ou un guérisseur au cours des 3 derniers mois sans hospitalisation (3.13=Oui) mais la depense liée à cette consultation est nulle 0 ou ne sait pas partout dans les questions (s03q14 s03q15 s03q17 s03q18 s03q19 s03q20 s03q21).</w:t>
+            </w:r>
+          </w:p>
+        </w:tc>
+      </w:tr>
+      <w:tr>
+        <w:tc>
+          <w:tcPr>
+            <w:tcW w:type="dxa" w:w="964"/>
+          </w:tcPr>
+          <w:p>
+            <w:r>
+              <w:rPr>
+                <w:b/>
+                <w:i w:val="0"/>
+                <w:color w:val="DC2626"/>
+                <w:sz w:val="16"/>
+              </w:rPr>
+              <w:t>Haute</w:t>
+            </w:r>
+          </w:p>
+        </w:tc>
+        <w:tc>
+          <w:tcPr>
+            <w:tcW w:type="dxa" w:w="1247"/>
+          </w:tcPr>
+          <w:p>
+            <w:r>
+              <w:rPr>
+                <w:b/>
+                <w:i w:val="0"/>
+                <w:sz w:val="16"/>
+              </w:rPr>
+              <w:t>S16</w:t>
+              <w:br/>
+            </w:r>
+            <w:r>
+              <w:rPr>
+                <w:b w:val="0"/>
+                <w:i w:val="0"/>
+                <w:color w:val="64748B"/>
+                <w:sz w:val="14"/>
+              </w:rPr>
+              <w:t>Agriculture</w:t>
+            </w:r>
+          </w:p>
+        </w:tc>
+        <w:tc>
+          <w:tcPr>
+            <w:tcW w:type="dxa" w:w="1531"/>
+          </w:tcPr>
+          <w:p>
+            <w:r>
+              <w:rPr>
+                <w:b/>
+                <w:i w:val="0"/>
+                <w:color w:val="16A34A"/>
+                <w:sz w:val="16"/>
+              </w:rPr>
+              <w:t>—</w:t>
+            </w:r>
+          </w:p>
+        </w:tc>
+        <w:tc>
+          <w:tcPr>
+            <w:tcW w:type="dxa" w:w="1191"/>
+          </w:tcPr>
+          <w:p>
+            <w:r>
+              <w:rPr>
+                <w:b w:val="0"/>
+                <w:i w:val="0"/>
+                <w:color w:val="64748B"/>
+                <w:sz w:val="16"/>
+              </w:rPr>
+              <w:t>GT-CQ</w:t>
+            </w:r>
+          </w:p>
+        </w:tc>
+        <w:tc>
+          <w:tcPr>
+            <w:tcW w:type="dxa" w:w="4706"/>
+          </w:tcPr>
+          <w:p>
+            <w:r>
+              <w:rPr>
+                <w:b w:val="0"/>
+                <w:i w:val="0"/>
+                <w:sz w:val="17"/>
+              </w:rPr>
+              <w:t>Prière de corriger cette incoherence.</w:t>
+            </w:r>
+          </w:p>
+        </w:tc>
+      </w:tr>
+      <w:tr>
+        <w:tc>
+          <w:tcPr>
+            <w:tcW w:type="dxa" w:w="964"/>
+          </w:tcPr>
+          <w:p>
+            <w:r>
+              <w:rPr>
+                <w:b/>
+                <w:i w:val="0"/>
+                <w:color w:val="EA580C"/>
+                <w:sz w:val="16"/>
+              </w:rPr>
+              <w:t>Moyenne</w:t>
+            </w:r>
+          </w:p>
+        </w:tc>
+        <w:tc>
+          <w:tcPr>
+            <w:tcW w:type="dxa" w:w="1247"/>
+          </w:tcPr>
+          <w:p>
+            <w:r>
+              <w:rPr>
+                <w:b/>
+                <w:i w:val="0"/>
+                <w:sz w:val="16"/>
+              </w:rPr>
+              <w:t>S00</w:t>
+              <w:br/>
+            </w:r>
+            <w:r>
+              <w:rPr>
+                <w:b w:val="0"/>
+                <w:i w:val="0"/>
+                <w:color w:val="64748B"/>
+                <w:sz w:val="14"/>
+              </w:rPr>
+              <w:t>Identification</w:t>
+            </w:r>
+          </w:p>
+        </w:tc>
+        <w:tc>
+          <w:tcPr>
+            <w:tcW w:type="dxa" w:w="1531"/>
+          </w:tcPr>
+          <w:p>
+            <w:r>
+              <w:rPr>
+                <w:b/>
+                <w:i w:val="0"/>
+                <w:color w:val="16A34A"/>
+                <w:sz w:val="16"/>
+              </w:rPr>
+              <w:t>s00q27</w:t>
+            </w:r>
+          </w:p>
+        </w:tc>
+        <w:tc>
+          <w:tcPr>
+            <w:tcW w:type="dxa" w:w="1191"/>
+          </w:tcPr>
+          <w:p>
+            <w:r>
+              <w:rPr>
+                <w:b w:val="0"/>
+                <w:i w:val="0"/>
+                <w:color w:val="64748B"/>
+                <w:sz w:val="16"/>
+              </w:rPr>
+              <w:t>GT-CQ</w:t>
+            </w:r>
+          </w:p>
+        </w:tc>
+        <w:tc>
+          <w:tcPr>
+            <w:tcW w:type="dxa" w:w="4706"/>
+          </w:tcPr>
+          <w:p>
+            <w:r>
+              <w:rPr>
+                <w:b w:val="0"/>
+                <w:i w:val="0"/>
+                <w:sz w:val="17"/>
+              </w:rPr>
+              <w:t>Le questionnaire semble ne pas être complètement fini mais le questionnaire est en statut complet, prière de compléter le questionnaire.</w:t>
+            </w:r>
+          </w:p>
+        </w:tc>
+      </w:tr>
+      <w:tr>
+        <w:tc>
+          <w:tcPr>
+            <w:tcW w:type="dxa" w:w="964"/>
+          </w:tcPr>
+          <w:p>
+            <w:r>
+              <w:rPr>
+                <w:b/>
+                <w:i w:val="0"/>
+                <w:color w:val="EA580C"/>
+                <w:sz w:val="16"/>
+              </w:rPr>
+              <w:t>Moyenne</w:t>
+            </w:r>
+          </w:p>
+        </w:tc>
+        <w:tc>
+          <w:tcPr>
+            <w:tcW w:type="dxa" w:w="1247"/>
+          </w:tcPr>
+          <w:p>
+            <w:r>
+              <w:rPr>
+                <w:b/>
+                <w:i w:val="0"/>
+                <w:sz w:val="16"/>
+              </w:rPr>
+              <w:t>S00</w:t>
+              <w:br/>
+            </w:r>
+            <w:r>
+              <w:rPr>
+                <w:b w:val="0"/>
+                <w:i w:val="0"/>
+                <w:color w:val="64748B"/>
+                <w:sz w:val="14"/>
+              </w:rPr>
+              <w:t>Identification</w:t>
+            </w:r>
+          </w:p>
+        </w:tc>
+        <w:tc>
+          <w:tcPr>
+            <w:tcW w:type="dxa" w:w="1531"/>
+          </w:tcPr>
+          <w:p>
+            <w:r>
+              <w:rPr>
+                <w:b/>
+                <w:i w:val="0"/>
+                <w:color w:val="16A34A"/>
+                <w:sz w:val="16"/>
+              </w:rPr>
+              <w:t>—</w:t>
+            </w:r>
+          </w:p>
+        </w:tc>
+        <w:tc>
+          <w:tcPr>
+            <w:tcW w:type="dxa" w:w="1191"/>
+          </w:tcPr>
+          <w:p>
+            <w:r>
+              <w:rPr>
+                <w:b w:val="0"/>
+                <w:i w:val="0"/>
+                <w:color w:val="64748B"/>
+                <w:sz w:val="16"/>
+              </w:rPr>
+              <w:t>GT-CQ</w:t>
+            </w:r>
+          </w:p>
+        </w:tc>
+        <w:tc>
+          <w:tcPr>
+            <w:tcW w:type="dxa" w:w="4706"/>
+          </w:tcPr>
+          <w:p>
+            <w:r>
+              <w:rPr>
+                <w:b w:val="0"/>
+                <w:i w:val="0"/>
+                <w:sz w:val="17"/>
+              </w:rPr>
+              <w:t>L'adresse ou la localisation du ménage doit être bien renseignée, ne doit pas contenir des numéros de téléphone et elle semble courte pour être une adresse.</w:t>
+            </w:r>
+          </w:p>
+        </w:tc>
+      </w:tr>
+      <w:tr>
+        <w:tc>
+          <w:tcPr>
+            <w:tcW w:type="dxa" w:w="964"/>
+          </w:tcPr>
+          <w:p>
+            <w:r>
+              <w:rPr>
+                <w:b/>
+                <w:i w:val="0"/>
+                <w:color w:val="EA580C"/>
+                <w:sz w:val="16"/>
+              </w:rPr>
+              <w:t>Moyenne</w:t>
+            </w:r>
+          </w:p>
+        </w:tc>
+        <w:tc>
+          <w:tcPr>
+            <w:tcW w:type="dxa" w:w="1247"/>
+          </w:tcPr>
+          <w:p>
+            <w:r>
+              <w:rPr>
+                <w:b/>
+                <w:i w:val="0"/>
+                <w:sz w:val="16"/>
+              </w:rPr>
+              <w:t>S00</w:t>
+              <w:br/>
+            </w:r>
+            <w:r>
+              <w:rPr>
+                <w:b w:val="0"/>
+                <w:i w:val="0"/>
+                <w:color w:val="64748B"/>
+                <w:sz w:val="14"/>
+              </w:rPr>
+              <w:t>Identification</w:t>
+            </w:r>
+          </w:p>
+        </w:tc>
+        <w:tc>
+          <w:tcPr>
+            <w:tcW w:type="dxa" w:w="1531"/>
+          </w:tcPr>
+          <w:p>
+            <w:r>
+              <w:rPr>
+                <w:b/>
+                <w:i w:val="0"/>
+                <w:color w:val="16A34A"/>
+                <w:sz w:val="16"/>
+              </w:rPr>
+              <w:t>s00q12a, s00q12b</w:t>
+            </w:r>
+          </w:p>
+        </w:tc>
+        <w:tc>
+          <w:tcPr>
+            <w:tcW w:type="dxa" w:w="1191"/>
+          </w:tcPr>
+          <w:p>
+            <w:r>
+              <w:rPr>
+                <w:b w:val="0"/>
+                <w:i w:val="0"/>
+                <w:color w:val="64748B"/>
+                <w:sz w:val="16"/>
+              </w:rPr>
+              <w:t>GT-CQ</w:t>
+            </w:r>
+          </w:p>
+        </w:tc>
+        <w:tc>
+          <w:tcPr>
+            <w:tcW w:type="dxa" w:w="4706"/>
+          </w:tcPr>
+          <w:p>
+            <w:r>
+              <w:rPr>
+                <w:b w:val="0"/>
+                <w:i w:val="0"/>
+                <w:sz w:val="17"/>
+              </w:rPr>
+              <w:t>Prière de renseigner la bonne adresse.Attention! Veillez bien renseigner le deuxième numero du chef de ménage(0.12b).</w:t>
+            </w:r>
+          </w:p>
+        </w:tc>
+      </w:tr>
+      <w:tr>
+        <w:tc>
+          <w:tcPr>
+            <w:tcW w:type="dxa" w:w="964"/>
+          </w:tcPr>
+          <w:p>
+            <w:r>
+              <w:rPr>
+                <w:b/>
+                <w:i w:val="0"/>
+                <w:color w:val="EA580C"/>
+                <w:sz w:val="16"/>
+              </w:rPr>
+              <w:t>Moyenne</w:t>
+            </w:r>
+          </w:p>
+        </w:tc>
+        <w:tc>
+          <w:tcPr>
+            <w:tcW w:type="dxa" w:w="1247"/>
+          </w:tcPr>
+          <w:p>
+            <w:r>
+              <w:rPr>
+                <w:b/>
+                <w:i w:val="0"/>
+                <w:sz w:val="16"/>
+              </w:rPr>
+              <w:t>S00</w:t>
+              <w:br/>
+            </w:r>
+            <w:r>
+              <w:rPr>
+                <w:b w:val="0"/>
+                <w:i w:val="0"/>
+                <w:color w:val="64748B"/>
+                <w:sz w:val="14"/>
+              </w:rPr>
+              <w:t>Identification</w:t>
+            </w:r>
+          </w:p>
+        </w:tc>
+        <w:tc>
+          <w:tcPr>
+            <w:tcW w:type="dxa" w:w="1531"/>
+          </w:tcPr>
+          <w:p>
+            <w:r>
+              <w:rPr>
+                <w:b/>
+                <w:i w:val="0"/>
+                <w:color w:val="16A34A"/>
+                <w:sz w:val="16"/>
+              </w:rPr>
+              <w:t>—</w:t>
+            </w:r>
+          </w:p>
+        </w:tc>
+        <w:tc>
+          <w:tcPr>
+            <w:tcW w:type="dxa" w:w="1191"/>
+          </w:tcPr>
+          <w:p>
+            <w:r>
+              <w:rPr>
+                <w:b w:val="0"/>
+                <w:i w:val="0"/>
+                <w:color w:val="64748B"/>
+                <w:sz w:val="16"/>
+              </w:rPr>
+              <w:t>GT-CQ</w:t>
+            </w:r>
+          </w:p>
+        </w:tc>
+        <w:tc>
+          <w:tcPr>
+            <w:tcW w:type="dxa" w:w="4706"/>
+          </w:tcPr>
+          <w:p>
+            <w:r>
+              <w:rPr>
+                <w:b w:val="0"/>
+                <w:i w:val="0"/>
+                <w:sz w:val="17"/>
+              </w:rPr>
+              <w:t>Prière de mettre les noms dans ces questions et mettre les contacts à leurs places.</w:t>
+            </w:r>
+          </w:p>
+        </w:tc>
+      </w:tr>
+      <w:tr>
+        <w:tc>
+          <w:tcPr>
+            <w:tcW w:type="dxa" w:w="964"/>
+          </w:tcPr>
+          <w:p>
+            <w:r>
+              <w:rPr>
+                <w:b/>
+                <w:i w:val="0"/>
+                <w:color w:val="EA580C"/>
+                <w:sz w:val="16"/>
+              </w:rPr>
+              <w:t>Moyenne</w:t>
+            </w:r>
+          </w:p>
+        </w:tc>
+        <w:tc>
+          <w:tcPr>
+            <w:tcW w:type="dxa" w:w="1247"/>
+          </w:tcPr>
+          <w:p>
+            <w:r>
+              <w:rPr>
+                <w:b/>
+                <w:i w:val="0"/>
+                <w:sz w:val="16"/>
+              </w:rPr>
+              <w:t>S01</w:t>
+              <w:br/>
+            </w:r>
+            <w:r>
+              <w:rPr>
+                <w:b w:val="0"/>
+                <w:i w:val="0"/>
+                <w:color w:val="64748B"/>
+                <w:sz w:val="14"/>
+              </w:rPr>
+              <w:t>Démographie</w:t>
+            </w:r>
+          </w:p>
+        </w:tc>
+        <w:tc>
+          <w:tcPr>
+            <w:tcW w:type="dxa" w:w="1531"/>
+          </w:tcPr>
+          <w:p>
+            <w:r>
+              <w:rPr>
+                <w:b/>
+                <w:i w:val="0"/>
+                <w:color w:val="16A34A"/>
+                <w:sz w:val="16"/>
+              </w:rPr>
+              <w:t>s01q10_1</w:t>
+            </w:r>
+          </w:p>
+        </w:tc>
+        <w:tc>
+          <w:tcPr>
+            <w:tcW w:type="dxa" w:w="1191"/>
+          </w:tcPr>
+          <w:p>
+            <w:r>
+              <w:rPr>
+                <w:b w:val="0"/>
+                <w:i w:val="0"/>
+                <w:color w:val="64748B"/>
+                <w:sz w:val="16"/>
+              </w:rPr>
+              <w:t>GT-CQ</w:t>
+            </w:r>
+          </w:p>
+        </w:tc>
+        <w:tc>
+          <w:tcPr>
+            <w:tcW w:type="dxa" w:w="4706"/>
+          </w:tcPr>
+          <w:p>
+            <w:r>
+              <w:rPr>
+                <w:b w:val="0"/>
+                <w:i w:val="0"/>
+                <w:sz w:val="17"/>
+              </w:rPr>
+              <w:t>La taille du ménage lors de l'enquête principale (6) de ce ménage est inférieur à la taille du denombrement (7), prière de fournir des explications concrètes ou aller revisiter le ménage.</w:t>
+            </w:r>
+          </w:p>
+        </w:tc>
+      </w:tr>
+      <w:tr>
+        <w:tc>
+          <w:tcPr>
+            <w:tcW w:type="dxa" w:w="964"/>
+          </w:tcPr>
+          <w:p>
+            <w:r>
+              <w:rPr>
+                <w:b/>
+                <w:i w:val="0"/>
+                <w:color w:val="EA580C"/>
+                <w:sz w:val="16"/>
+              </w:rPr>
+              <w:t>Moyenne</w:t>
+            </w:r>
+          </w:p>
+        </w:tc>
+        <w:tc>
+          <w:tcPr>
+            <w:tcW w:type="dxa" w:w="1247"/>
+          </w:tcPr>
+          <w:p>
+            <w:r>
+              <w:rPr>
+                <w:b/>
+                <w:i w:val="0"/>
+                <w:sz w:val="16"/>
+              </w:rPr>
               <w:t>S02</w:t>
               <w:br/>
             </w:r>
@@ -904,7 +1624,7 @@
                 <w:color w:val="16A34A"/>
                 <w:sz w:val="16"/>
               </w:rPr>
-              <w:t>s01q32, s01q36, s01q38, s04q37_modif, s02q33, s02q34, s01q00b</w:t>
+              <w:t>s01q63, s00q04, s02q25, s01q00b, s02q17_2, s02q15_2</w:t>
             </w:r>
           </w:p>
         </w:tc>
@@ -935,7 +1655,7 @@
                 <w:i w:val="0"/>
                 <w:sz w:val="17"/>
               </w:rPr>
-              <w:t>Peu probable!!! Vu l'âge (12 ans) de NDEYE ATE FALL ou l'année à laquelle NDEYE ATE FALL a fréquenté l'école pour la dernière fois (.) le dernier diplome de NDEYE ATE FALL ne peut être le Certificat d'études primaires (CEP), prière de corriger cette incohérence ou confirmer avec le QG.</w:t>
+              <w:t>Dans les milieux urbains c'est peu probable de voir une école dont les élèves ou étudiants ne dépensent pas en frais d'uniformes, prière de verifier pour AMINTE FALL qui fréquente 2ème année de Secondaire 1 (Moyen) Général et corriger ou confirmer avec le QG.</w:t>
             </w:r>
           </w:p>
         </w:tc>
@@ -950,10 +1670,280 @@
               <w:rPr>
                 <w:b/>
                 <w:i w:val="0"/>
-                <w:color w:val="DC2626"/>
+                <w:color w:val="EA580C"/>
                 <w:sz w:val="16"/>
               </w:rPr>
-              <w:t>Haute</w:t>
+              <w:t>Moyenne</w:t>
+            </w:r>
+          </w:p>
+        </w:tc>
+        <w:tc>
+          <w:tcPr>
+            <w:tcW w:type="dxa" w:w="1247"/>
+          </w:tcPr>
+          <w:p>
+            <w:r>
+              <w:rPr>
+                <w:b/>
+                <w:i w:val="0"/>
+                <w:sz w:val="16"/>
+              </w:rPr>
+              <w:t>S02</w:t>
+              <w:br/>
+            </w:r>
+            <w:r>
+              <w:rPr>
+                <w:b w:val="0"/>
+                <w:i w:val="0"/>
+                <w:color w:val="64748B"/>
+                <w:sz w:val="14"/>
+              </w:rPr>
+              <w:t>Éducation</w:t>
+            </w:r>
+          </w:p>
+        </w:tc>
+        <w:tc>
+          <w:tcPr>
+            <w:tcW w:type="dxa" w:w="1531"/>
+          </w:tcPr>
+          <w:p>
+            <w:r>
+              <w:rPr>
+                <w:b/>
+                <w:i w:val="0"/>
+                <w:color w:val="16A34A"/>
+                <w:sz w:val="16"/>
+              </w:rPr>
+              <w:t>s01q63, s00q04, s02q25, s01q00b, s02q17_2, s02q15_2</w:t>
+            </w:r>
+          </w:p>
+        </w:tc>
+        <w:tc>
+          <w:tcPr>
+            <w:tcW w:type="dxa" w:w="1191"/>
+          </w:tcPr>
+          <w:p>
+            <w:r>
+              <w:rPr>
+                <w:b w:val="0"/>
+                <w:i w:val="0"/>
+                <w:color w:val="64748B"/>
+                <w:sz w:val="16"/>
+              </w:rPr>
+              <w:t>GT-CQ</w:t>
+            </w:r>
+          </w:p>
+        </w:tc>
+        <w:tc>
+          <w:tcPr>
+            <w:tcW w:type="dxa" w:w="4706"/>
+          </w:tcPr>
+          <w:p>
+            <w:r>
+              <w:rPr>
+                <w:b w:val="0"/>
+                <w:i w:val="0"/>
+                <w:sz w:val="17"/>
+              </w:rPr>
+              <w:t>Dans les milieux urbains c'est peu probable de voir une école dont les élèves ou étudiants ne dépensent pas en frais d'uniformes, prière de verifier pour YANKHOBA FALL qui fréquente 3ème année de Secondaire 2 Général et corriger ou confirmer avec le QG.</w:t>
+            </w:r>
+          </w:p>
+        </w:tc>
+      </w:tr>
+      <w:tr>
+        <w:tc>
+          <w:tcPr>
+            <w:tcW w:type="dxa" w:w="964"/>
+          </w:tcPr>
+          <w:p>
+            <w:r>
+              <w:rPr>
+                <w:b/>
+                <w:i w:val="0"/>
+                <w:color w:val="EA580C"/>
+                <w:sz w:val="16"/>
+              </w:rPr>
+              <w:t>Moyenne</w:t>
+            </w:r>
+          </w:p>
+        </w:tc>
+        <w:tc>
+          <w:tcPr>
+            <w:tcW w:type="dxa" w:w="1247"/>
+          </w:tcPr>
+          <w:p>
+            <w:r>
+              <w:rPr>
+                <w:b/>
+                <w:i w:val="0"/>
+                <w:sz w:val="16"/>
+              </w:rPr>
+              <w:t>S02</w:t>
+              <w:br/>
+            </w:r>
+            <w:r>
+              <w:rPr>
+                <w:b w:val="0"/>
+                <w:i w:val="0"/>
+                <w:color w:val="64748B"/>
+                <w:sz w:val="14"/>
+              </w:rPr>
+              <w:t>Éducation</w:t>
+            </w:r>
+          </w:p>
+        </w:tc>
+        <w:tc>
+          <w:tcPr>
+            <w:tcW w:type="dxa" w:w="1531"/>
+          </w:tcPr>
+          <w:p>
+            <w:r>
+              <w:rPr>
+                <w:b/>
+                <w:i w:val="0"/>
+                <w:color w:val="16A34A"/>
+                <w:sz w:val="16"/>
+              </w:rPr>
+              <w:t>—</w:t>
+            </w:r>
+          </w:p>
+        </w:tc>
+        <w:tc>
+          <w:tcPr>
+            <w:tcW w:type="dxa" w:w="1191"/>
+          </w:tcPr>
+          <w:p>
+            <w:r>
+              <w:rPr>
+                <w:b w:val="0"/>
+                <w:i w:val="0"/>
+                <w:color w:val="64748B"/>
+                <w:sz w:val="16"/>
+              </w:rPr>
+              <w:t>GT-CQ</w:t>
+            </w:r>
+          </w:p>
+        </w:tc>
+        <w:tc>
+          <w:tcPr>
+            <w:tcW w:type="dxa" w:w="4706"/>
+          </w:tcPr>
+          <w:p>
+            <w:r>
+              <w:rPr>
+                <w:b w:val="0"/>
+                <w:i w:val="0"/>
+                <w:sz w:val="17"/>
+              </w:rPr>
+              <w:t>Prière de vous adresser à FATOU SAMBE pour avoir l'année exacte.</w:t>
+            </w:r>
+          </w:p>
+        </w:tc>
+      </w:tr>
+      <w:tr>
+        <w:tc>
+          <w:tcPr>
+            <w:tcW w:type="dxa" w:w="964"/>
+          </w:tcPr>
+          <w:p>
+            <w:r>
+              <w:rPr>
+                <w:b/>
+                <w:i w:val="0"/>
+                <w:color w:val="EA580C"/>
+                <w:sz w:val="16"/>
+              </w:rPr>
+              <w:t>Moyenne</w:t>
+            </w:r>
+          </w:p>
+        </w:tc>
+        <w:tc>
+          <w:tcPr>
+            <w:tcW w:type="dxa" w:w="1247"/>
+          </w:tcPr>
+          <w:p>
+            <w:r>
+              <w:rPr>
+                <w:b/>
+                <w:i w:val="0"/>
+                <w:sz w:val="16"/>
+              </w:rPr>
+              <w:t>S02</w:t>
+              <w:br/>
+            </w:r>
+            <w:r>
+              <w:rPr>
+                <w:b w:val="0"/>
+                <w:i w:val="0"/>
+                <w:color w:val="64748B"/>
+                <w:sz w:val="14"/>
+              </w:rPr>
+              <w:t>Éducation</w:t>
+            </w:r>
+          </w:p>
+        </w:tc>
+        <w:tc>
+          <w:tcPr>
+            <w:tcW w:type="dxa" w:w="1531"/>
+          </w:tcPr>
+          <w:p>
+            <w:r>
+              <w:rPr>
+                <w:b/>
+                <w:i w:val="0"/>
+                <w:color w:val="16A34A"/>
+                <w:sz w:val="16"/>
+              </w:rPr>
+              <w:t>s01q63, s00q04, s02q25, s01q00b, s02q17_2, s02q15_2</w:t>
+            </w:r>
+          </w:p>
+        </w:tc>
+        <w:tc>
+          <w:tcPr>
+            <w:tcW w:type="dxa" w:w="1191"/>
+          </w:tcPr>
+          <w:p>
+            <w:r>
+              <w:rPr>
+                <w:b w:val="0"/>
+                <w:i w:val="0"/>
+                <w:color w:val="64748B"/>
+                <w:sz w:val="16"/>
+              </w:rPr>
+              <w:t>GT-CQ</w:t>
+            </w:r>
+          </w:p>
+        </w:tc>
+        <w:tc>
+          <w:tcPr>
+            <w:tcW w:type="dxa" w:w="4706"/>
+          </w:tcPr>
+          <w:p>
+            <w:r>
+              <w:rPr>
+                <w:b w:val="0"/>
+                <w:i w:val="0"/>
+                <w:sz w:val="17"/>
+              </w:rPr>
+              <w:t>Dans les milieux urbains c'est peu probable de voir une école dont les élèves ou étudiants ne dépensent pas en frais d'uniformes, prière de verifier pour NDEYE ATE FALL qui fréquente 6ème année de Primaire et corriger ou confirmer avec le QG.</w:t>
+            </w:r>
+          </w:p>
+        </w:tc>
+      </w:tr>
+      <w:tr>
+        <w:tc>
+          <w:tcPr>
+            <w:tcW w:type="dxa" w:w="964"/>
+          </w:tcPr>
+          <w:p>
+            <w:r>
+              <w:rPr>
+                <w:b/>
+                <w:i w:val="0"/>
+                <w:color w:val="EA580C"/>
+                <w:sz w:val="16"/>
+              </w:rPr>
+              <w:t>Moyenne</w:t>
             </w:r>
           </w:p>
         </w:tc>
@@ -994,7 +1984,7 @@
                 <w:color w:val="16A34A"/>
                 <w:sz w:val="16"/>
               </w:rPr>
-              <w:t>s03q14, s03q15, s03q17, s03q18, s03q19, s03q20, s03q21</w:t>
+              <w:t>s01q35, s01q36, s01q37, s02q04, s02q15, s03q13, s03q14, s03q15</w:t>
             </w:r>
           </w:p>
         </w:tc>
@@ -1025,7 +2015,7 @@
                 <w:i w:val="0"/>
                 <w:sz w:val="17"/>
               </w:rPr>
-              <w:t>Incoherence!!! AMINTE FALL a consulté dans un service de santé ou un guérisseur au cours des 3 derniers mois sans hospitalisation (3.13=Oui) mais la depense liée à cette consultation est nulle 0 ou ne sait pas partout dans les questions (s03q14 s03q15 s03q17 s03q18 s03q19 s03q20 s03q21).</w:t>
+              <w:t>Vous déclarez que AMINTE FALL dans ce ménage s'est consulté dans un service de santé, ou chez un guérisseur au cours des 3 derniers mois sans hospitalisation (ne pas considérer les consultations prénatales) q13=Oui, mais vous avez pris NSP partout de la question q14 à q21.</w:t>
             </w:r>
           </w:p>
         </w:tc>
@@ -1040,10 +2030,10 @@
               <w:rPr>
                 <w:b/>
                 <w:i w:val="0"/>
-                <w:color w:val="DC2626"/>
+                <w:color w:val="EA580C"/>
                 <w:sz w:val="16"/>
               </w:rPr>
-              <w:t>Haute</w:t>
+              <w:t>Moyenne</w:t>
             </w:r>
           </w:p>
         </w:tc>
@@ -1084,7 +2074,7 @@
                 <w:color w:val="16A34A"/>
                 <w:sz w:val="16"/>
               </w:rPr>
-              <w:t>s03q14, s03q15, s03q17, s03q18, s03q19, s03q20, s03q21</w:t>
+              <w:t>—</w:t>
             </w:r>
           </w:p>
         </w:tc>
@@ -1115,7 +2105,7 @@
                 <w:i w:val="0"/>
                 <w:sz w:val="17"/>
               </w:rPr>
-              <w:t>Incoherence!!! MOHAMED LAMINE FALL a consulté dans un service de santé ou un guérisseur au cours des 3 derniers mois sans hospitalisation (3.13=Oui) mais la depense liée à cette consultation est nulle 0 ou ne sait pas partout dans les questions (s03q14 s03q15 s03q17 s03q18 s03q19 s03q20 s03q21).</w:t>
+              <w:t>Prière de corriger ou de confirmer avec le QG.</w:t>
             </w:r>
           </w:p>
         </w:tc>
@@ -1130,10 +2120,10 @@
               <w:rPr>
                 <w:b/>
                 <w:i w:val="0"/>
-                <w:color w:val="DC2626"/>
+                <w:color w:val="EA580C"/>
                 <w:sz w:val="16"/>
               </w:rPr>
-              <w:t>Haute</w:t>
+              <w:t>Moyenne</w:t>
             </w:r>
           </w:p>
         </w:tc>
@@ -1148,7 +2138,7 @@
                 <w:i w:val="0"/>
                 <w:sz w:val="16"/>
               </w:rPr>
-              <w:t>S16</w:t>
+              <w:t>S03</w:t>
               <w:br/>
             </w:r>
             <w:r>
@@ -1158,7 +2148,7 @@
                 <w:color w:val="64748B"/>
                 <w:sz w:val="14"/>
               </w:rPr>
-              <w:t>Agriculture</w:t>
+              <w:t>Santé</w:t>
             </w:r>
           </w:p>
         </w:tc>
@@ -1174,7 +2164,7 @@
                 <w:color w:val="16A34A"/>
                 <w:sz w:val="16"/>
               </w:rPr>
-              <w:t>—</w:t>
+              <w:t>s01q35, s01q36, s01q37, s02q04, s02q15, s03q13, s03q14, s03q15</w:t>
             </w:r>
           </w:p>
         </w:tc>
@@ -1205,7 +2195,7 @@
                 <w:i w:val="0"/>
                 <w:sz w:val="17"/>
               </w:rPr>
-              <w:t>Prière de corriger cette incoherence.</w:t>
+              <w:t>Vous déclarez que MOHAMED LAMINE FALL dans ce ménage s'est consulté dans un service de santé, ou chez un guérisseur au cours des 3 derniers mois sans hospitalisation (ne pas considérer les consultations prénatales) q13=Oui, mais vous avez pris NSP partout de la question q14 à q21.</w:t>
             </w:r>
           </w:p>
         </w:tc>
@@ -1238,7 +2228,7 @@
                 <w:i w:val="0"/>
                 <w:sz w:val="16"/>
               </w:rPr>
-              <w:t>S00</w:t>
+              <w:t>S04</w:t>
               <w:br/>
             </w:r>
             <w:r>
@@ -1248,7 +2238,7 @@
                 <w:color w:val="64748B"/>
                 <w:sz w:val="14"/>
               </w:rPr>
-              <w:t>Identification</w:t>
+              <w:t>Emploi</w:t>
             </w:r>
           </w:p>
         </w:tc>
@@ -1264,7 +2254,7 @@
                 <w:color w:val="16A34A"/>
                 <w:sz w:val="16"/>
               </w:rPr>
-              <w:t>s00q27</w:t>
+              <w:t>s00q08, s01q35, s01q36, s01q37, s02q01__3, s02q02__3, s03q21, s04q22</w:t>
             </w:r>
           </w:p>
         </w:tc>
@@ -1295,7 +2285,7 @@
                 <w:i w:val="0"/>
                 <w:sz w:val="17"/>
               </w:rPr>
-              <w:t>Le questionnaire semble ne pas être complètement fini mais le questionnaire est en statut complet, prière de compléter le questionnaire.</w:t>
+              <w:t>Nombre de mois (9999 mois) exercé par YANKHOBA FALL dans l'emploi au cours des 12 derniers mois depasse 12 mois, veuillez corriger s'il vous plait.</w:t>
             </w:r>
           </w:p>
         </w:tc>
@@ -1328,7 +2318,7 @@
                 <w:i w:val="0"/>
                 <w:sz w:val="16"/>
               </w:rPr>
-              <w:t>S00</w:t>
+              <w:t>S04</w:t>
               <w:br/>
             </w:r>
             <w:r>
@@ -1338,7 +2328,7 @@
                 <w:color w:val="64748B"/>
                 <w:sz w:val="14"/>
               </w:rPr>
-              <w:t>Identification</w:t>
+              <w:t>Emploi</w:t>
             </w:r>
           </w:p>
         </w:tc>
@@ -1385,7 +2375,7 @@
                 <w:i w:val="0"/>
                 <w:sz w:val="17"/>
               </w:rPr>
-              <w:t>L'adresse ou la localisation du ménage doit être bien renseignée, ne doit pas contenir des numéros de téléphone et elle semble courte pour être une adresse.</w:t>
+              <w:t>Attention ! Le nombre de jours (2 jours) que YANKHOBA FALL a travaillés par mois semble être inférieur à 15.</w:t>
             </w:r>
           </w:p>
         </w:tc>
@@ -1418,7 +2408,7 @@
                 <w:i w:val="0"/>
                 <w:sz w:val="16"/>
               </w:rPr>
-              <w:t>S00</w:t>
+              <w:t>S04</w:t>
               <w:br/>
             </w:r>
             <w:r>
@@ -1428,7 +2418,7 @@
                 <w:color w:val="64748B"/>
                 <w:sz w:val="14"/>
               </w:rPr>
-              <w:t>Identification</w:t>
+              <w:t>Emploi</w:t>
             </w:r>
           </w:p>
         </w:tc>
@@ -1444,7 +2434,7 @@
                 <w:color w:val="16A34A"/>
                 <w:sz w:val="16"/>
               </w:rPr>
-              <w:t>s00q12a, s00q12b</w:t>
+              <w:t>—</w:t>
             </w:r>
           </w:p>
         </w:tc>
@@ -1475,7 +2465,7 @@
                 <w:i w:val="0"/>
                 <w:sz w:val="17"/>
               </w:rPr>
-              <w:t>Prière de renseigner la bonne adresse.Attention! Veillez bien renseigner le deuxième numero du chef de ménage(0.12b).</w:t>
+              <w:t>Veuillez, s'il vous plaît, confirmer cette information.</w:t>
             </w:r>
           </w:p>
         </w:tc>
@@ -1508,7 +2498,7 @@
                 <w:i w:val="0"/>
                 <w:sz w:val="16"/>
               </w:rPr>
-              <w:t>S00</w:t>
+              <w:t>S04</w:t>
               <w:br/>
             </w:r>
             <w:r>
@@ -1518,7 +2508,7 @@
                 <w:color w:val="64748B"/>
                 <w:sz w:val="14"/>
               </w:rPr>
-              <w:t>Identification</w:t>
+              <w:t>Emploi</w:t>
             </w:r>
           </w:p>
         </w:tc>
@@ -1534,7 +2524,7 @@
                 <w:color w:val="16A34A"/>
                 <w:sz w:val="16"/>
               </w:rPr>
-              <w:t>—</w:t>
+              <w:t>s01q47__1, s01q47__2, s01q47__3, s01q47__4, s01q47__5, s01q47__6, s01q47__7, s02q15</w:t>
             </w:r>
           </w:p>
         </w:tc>
@@ -1565,7 +2555,7 @@
                 <w:i w:val="0"/>
                 <w:sz w:val="17"/>
               </w:rPr>
-              <w:t>Prière de mettre les noms dans ces questions et mettre les contacts à leurs places.</w:t>
+              <w:t>Attention! le nombre d'heure (3 heures) que YANKHOBA FALL a travaillé par jour semble faible, veuillez s'il vous plait confirmer cette information avec le QG.</w:t>
             </w:r>
           </w:p>
         </w:tc>
@@ -1598,7 +2588,7 @@
                 <w:i w:val="0"/>
                 <w:sz w:val="16"/>
               </w:rPr>
-              <w:t>S01</w:t>
+              <w:t>S04</w:t>
               <w:br/>
             </w:r>
             <w:r>
@@ -1608,7 +2598,7 @@
                 <w:color w:val="64748B"/>
                 <w:sz w:val="14"/>
               </w:rPr>
-              <w:t>Démographie</w:t>
+              <w:t>Emploi</w:t>
             </w:r>
           </w:p>
         </w:tc>
@@ -1624,7 +2614,7 @@
                 <w:color w:val="16A34A"/>
                 <w:sz w:val="16"/>
               </w:rPr>
-              <w:t>s01q10_1</w:t>
+              <w:t>s01q35, s01q36, s01q37, s02q04, s02q15, s03q13, s03q14, s03q15</w:t>
             </w:r>
           </w:p>
         </w:tc>
@@ -1655,7 +2645,7 @@
                 <w:i w:val="0"/>
                 <w:sz w:val="17"/>
               </w:rPr>
-              <w:t>La taille du ménage lors de l'enquête principale (6) de ce ménage est inférieur à la taille du denombrement (7), prière de fournir des explications concrètes ou aller revisiter le ménage.</w:t>
+              <w:t>Nombre de mois exercé  (2 mois) par AMINTE FALL dans l'emploi au cours des 12 derniers mois semble faible, veuillez corriger s'il vous plait ou comfirmer avec le QG.</w:t>
             </w:r>
           </w:p>
         </w:tc>
@@ -1688,7 +2678,7 @@
                 <w:i w:val="0"/>
                 <w:sz w:val="16"/>
               </w:rPr>
-              <w:t>S02</w:t>
+              <w:t>S04</w:t>
               <w:br/>
             </w:r>
             <w:r>
@@ -1698,7 +2688,7 @@
                 <w:color w:val="64748B"/>
                 <w:sz w:val="14"/>
               </w:rPr>
-              <w:t>Éducation</w:t>
+              <w:t>Emploi</w:t>
             </w:r>
           </w:p>
         </w:tc>
@@ -1745,7 +2735,7 @@
                 <w:i w:val="0"/>
                 <w:sz w:val="17"/>
               </w:rPr>
-              <w:t>veuillez, s'il vous plait, confirmer les frais de scolarité ( 13000 FCFA) payée de YANKHOBA FALL avec le QG ou apporter les corrections nécessaires.</w:t>
+              <w:t>Attention ! Le nombre de jours (6 jours) que AMINTE FALL a travaillés par mois semble être inférieur à 15.</w:t>
             </w:r>
           </w:p>
         </w:tc>
@@ -1778,7 +2768,7 @@
                 <w:i w:val="0"/>
                 <w:sz w:val="16"/>
               </w:rPr>
-              <w:t>S02</w:t>
+              <w:t>S04</w:t>
               <w:br/>
             </w:r>
             <w:r>
@@ -1788,7 +2778,7 @@
                 <w:color w:val="64748B"/>
                 <w:sz w:val="14"/>
               </w:rPr>
-              <w:t>Éducation</w:t>
+              <w:t>Emploi</w:t>
             </w:r>
           </w:p>
         </w:tc>
@@ -1804,7 +2794,7 @@
                 <w:color w:val="16A34A"/>
                 <w:sz w:val="16"/>
               </w:rPr>
-              <w:t>s01q63, s00q04, s02q25, s01q00b, s02q17_2, s02q15_2</w:t>
+              <w:t>s01q47__1, s01q47__2, s01q47__3, s01q47__4, s01q47__5, s01q47__6, s01q47__7, s02q15</w:t>
             </w:r>
           </w:p>
         </w:tc>
@@ -1835,7 +2825,7 @@
                 <w:i w:val="0"/>
                 <w:sz w:val="17"/>
               </w:rPr>
-              <w:t>Dans les milieux urbains c'est peu probable de voir une école dont les élèves ou étudiants ne dépensent pas en frais d'uniformes, prière de verifier pour YANKHOBA FALL qui fréquente 3ème année de Secondaire 2 Général et corriger ou confirmer avec le QG.</w:t>
+              <w:t>Attention! le nombre d'heure (3 heures) que AMINTE FALL a travaillé par jour semble faible, veuillez s'il vous plait confirmer cette information avec le QG.</w:t>
             </w:r>
           </w:p>
         </w:tc>
@@ -1868,7 +2858,7 @@
                 <w:i w:val="0"/>
                 <w:sz w:val="16"/>
               </w:rPr>
-              <w:t>S02</w:t>
+              <w:t>S04</w:t>
               <w:br/>
             </w:r>
             <w:r>
@@ -1878,7 +2868,7 @@
                 <w:color w:val="64748B"/>
                 <w:sz w:val="14"/>
               </w:rPr>
-              <w:t>Éducation</w:t>
+              <w:t>Emploi</w:t>
             </w:r>
           </w:p>
         </w:tc>
@@ -1925,7 +2915,7 @@
                 <w:i w:val="0"/>
                 <w:sz w:val="17"/>
               </w:rPr>
-              <w:t>veuillez, s'il vous plait, confirmer les frais de scolarité ( 7500 FCFA) payée de AMINTE FALL avec le QG ou apporter les corrections nécessaires.</w:t>
+              <w:t>Attention ! Le nombre de jours que FATOU SAMBE a travaillés par mois semble être inférieur à 15.</w:t>
             </w:r>
           </w:p>
         </w:tc>
@@ -1958,7 +2948,7 @@
                 <w:i w:val="0"/>
                 <w:sz w:val="16"/>
               </w:rPr>
-              <w:t>S02</w:t>
+              <w:t>S04</w:t>
               <w:br/>
             </w:r>
             <w:r>
@@ -1968,7 +2958,7 @@
                 <w:color w:val="64748B"/>
                 <w:sz w:val="14"/>
               </w:rPr>
-              <w:t>Éducation</w:t>
+              <w:t>Emploi</w:t>
             </w:r>
           </w:p>
         </w:tc>
@@ -1984,7 +2974,7 @@
                 <w:color w:val="16A34A"/>
                 <w:sz w:val="16"/>
               </w:rPr>
-              <w:t>s01q63, s00q04, s02q25, s01q00b, s02q17_2, s02q15_2</w:t>
+              <w:t>—</w:t>
             </w:r>
           </w:p>
         </w:tc>
@@ -2015,7 +3005,7 @@
                 <w:i w:val="0"/>
                 <w:sz w:val="17"/>
               </w:rPr>
-              <w:t>Dans les milieux urbains c'est peu probable de voir une école dont les élèves ou étudiants ne dépensent pas en frais d'uniformes, prière de verifier pour AMINTE FALL qui fréquente 2ème année de Secondaire 1 (Moyen) Général et corriger ou confirmer avec le QG.</w:t>
+              <w:t>Veuillez, s'il vous plaît, confirmer cette information.</w:t>
             </w:r>
           </w:p>
         </w:tc>
@@ -2048,7 +3038,7 @@
                 <w:i w:val="0"/>
                 <w:sz w:val="16"/>
               </w:rPr>
-              <w:t>S02</w:t>
+              <w:t>S04</w:t>
               <w:br/>
             </w:r>
             <w:r>
@@ -2058,7 +3048,7 @@
                 <w:color w:val="64748B"/>
                 <w:sz w:val="14"/>
               </w:rPr>
-              <w:t>Éducation</w:t>
+              <w:t>Emploi</w:t>
             </w:r>
           </w:p>
         </w:tc>
@@ -2074,7 +3064,7 @@
                 <w:color w:val="16A34A"/>
                 <w:sz w:val="16"/>
               </w:rPr>
-              <w:t>—</w:t>
+              <w:t>s04q46</w:t>
             </w:r>
           </w:p>
         </w:tc>
@@ -2090,7 +3080,7 @@
                 <w:color w:val="64748B"/>
                 <w:sz w:val="16"/>
               </w:rPr>
-              <w:t>GT-CQ</w:t>
+              <w:t>Natif SuSo</w:t>
             </w:r>
           </w:p>
         </w:tc>
@@ -2105,7 +3095,7 @@
                 <w:i w:val="0"/>
                 <w:sz w:val="17"/>
               </w:rPr>
-              <w:t>Prière de vous adresser à FATOU SAMBE pour avoir l'année exacte.</w:t>
+              <w:t>ERREUR: La catégorie socio-professionnelle--%s04q46%--n'est pas en phase avec les réponses aux questions 4.09, 4.10, 4.11, 4.12, 4.13, et 4.14. Veuillez confirmer les réponses à ces questions et à la présente question, et le cas échéant corriger.</w:t>
             </w:r>
           </w:p>
         </w:tc>
@@ -2138,7 +3128,7 @@
                 <w:i w:val="0"/>
                 <w:sz w:val="16"/>
               </w:rPr>
-              <w:t>S02</w:t>
+              <w:t>S04</w:t>
               <w:br/>
             </w:r>
             <w:r>
@@ -2148,7 +3138,7 @@
                 <w:color w:val="64748B"/>
                 <w:sz w:val="14"/>
               </w:rPr>
-              <w:t>Éducation</w:t>
+              <w:t>Emploi</w:t>
             </w:r>
           </w:p>
         </w:tc>
@@ -2164,7 +3154,7 @@
                 <w:color w:val="16A34A"/>
                 <w:sz w:val="16"/>
               </w:rPr>
-              <w:t>s01q63, s00q04, s02q25, s01q00b, s02q17_2, s02q15_2</w:t>
+              <w:t>s04q39</w:t>
             </w:r>
           </w:p>
         </w:tc>
@@ -2180,7 +3170,7 @@
                 <w:color w:val="64748B"/>
                 <w:sz w:val="16"/>
               </w:rPr>
-              <w:t>GT-CQ</w:t>
+              <w:t>Natif SuSo</w:t>
             </w:r>
           </w:p>
         </w:tc>
@@ -2195,7 +3185,7 @@
                 <w:i w:val="0"/>
                 <w:sz w:val="17"/>
               </w:rPr>
-              <w:t>Dans les milieux urbains c'est peu probable de voir une école dont les élèves ou étudiants ne dépensent pas en frais d'uniformes, prière de verifier pour NDEYE ATE FALL qui fréquente 6ème année de Primaire et corriger ou confirmer avec le QG.</w:t>
+              <w:t>Le nombre de mois doit etre supérieur ou égal  à 0 et inférieur ou égal 12</w:t>
             </w:r>
           </w:p>
         </w:tc>
@@ -2228,7 +3218,7 @@
                 <w:i w:val="0"/>
                 <w:sz w:val="16"/>
               </w:rPr>
-              <w:t>S03</w:t>
+              <w:t>S07</w:t>
               <w:br/>
             </w:r>
             <w:r>
@@ -2238,7 +3228,7 @@
                 <w:color w:val="64748B"/>
                 <w:sz w:val="14"/>
               </w:rPr>
-              <w:t>Santé</w:t>
+              <w:t>Consommation alimentaire</w:t>
             </w:r>
           </w:p>
         </w:tc>
@@ -2254,7 +3244,7 @@
                 <w:color w:val="16A34A"/>
                 <w:sz w:val="16"/>
               </w:rPr>
-              <w:t>s01q35, s01q36, s01q37, s02q04, s02q15, s03q13, s03q14, s03q15</w:t>
+              <w:t>—</w:t>
             </w:r>
           </w:p>
         </w:tc>
@@ -2285,7 +3275,7 @@
                 <w:i w:val="0"/>
                 <w:sz w:val="17"/>
               </w:rPr>
-              <w:t>Vous déclarez que AMINTE FALL dans ce ménage s'est consulté dans un service de santé, ou chez un guérisseur au cours des 3 derniers mois sans hospitalisation (ne pas considérer les consultations prénatales) q13=Oui, mais vous avez pris NSP partout de la question q14 à q21.</w:t>
+              <w:t>Attention ! Le prix unitaire d'achat (100 Fcfa) de Sel en Sachets (Petit) est relativement élevé par rapport aux autres prix observés dans cette zone.</w:t>
             </w:r>
           </w:p>
         </w:tc>
@@ -2318,7 +3308,7 @@
                 <w:i w:val="0"/>
                 <w:sz w:val="16"/>
               </w:rPr>
-              <w:t>S03</w:t>
+              <w:t>S07</w:t>
               <w:br/>
             </w:r>
             <w:r>
@@ -2328,7 +3318,7 @@
                 <w:color w:val="64748B"/>
                 <w:sz w:val="14"/>
               </w:rPr>
-              <w:t>Santé</w:t>
+              <w:t>Consommation alimentaire</w:t>
             </w:r>
           </w:p>
         </w:tc>
@@ -2408,7 +3398,7 @@
                 <w:i w:val="0"/>
                 <w:sz w:val="16"/>
               </w:rPr>
-              <w:t>S03</w:t>
+              <w:t>S07</w:t>
               <w:br/>
             </w:r>
             <w:r>
@@ -2418,7 +3408,7 @@
                 <w:color w:val="64748B"/>
                 <w:sz w:val="14"/>
               </w:rPr>
-              <w:t>Santé</w:t>
+              <w:t>Consommation alimentaire</w:t>
             </w:r>
           </w:p>
         </w:tc>
@@ -2434,7 +3424,7 @@
                 <w:color w:val="16A34A"/>
                 <w:sz w:val="16"/>
               </w:rPr>
-              <w:t>s01q35, s01q36, s01q37, s02q04, s02q15, s03q13, s03q14, s03q15</w:t>
+              <w:t>—</w:t>
             </w:r>
           </w:p>
         </w:tc>
@@ -2465,7 +3455,7 @@
                 <w:i w:val="0"/>
                 <w:sz w:val="17"/>
               </w:rPr>
-              <w:t>Vous déclarez que MOHAMED LAMINE FALL dans ce ménage s'est consulté dans un service de santé, ou chez un guérisseur au cours des 3 derniers mois sans hospitalisation (ne pas considérer les consultations prénatales) q13=Oui, mais vous avez pris NSP partout de la question q14 à q21.</w:t>
+              <w:t>Attention ! Le prix unitaire d'achat (500 Fcfa) de fruit d'oseille (bissap) en Sachets (Petit) est relativement élevé par rapport aux autres prix observés dans cette zone.</w:t>
             </w:r>
           </w:p>
         </w:tc>
@@ -2498,7 +3488,7 @@
                 <w:i w:val="0"/>
                 <w:sz w:val="16"/>
               </w:rPr>
-              <w:t>S04</w:t>
+              <w:t>S09</w:t>
               <w:br/>
             </w:r>
             <w:r>
@@ -2508,7 +3498,7 @@
                 <w:color w:val="64748B"/>
                 <w:sz w:val="14"/>
               </w:rPr>
-              <w:t>Emploi</w:t>
+              <w:t>Dépenses non alimentaires</w:t>
             </w:r>
           </w:p>
         </w:tc>
@@ -2524,7 +3514,7 @@
                 <w:color w:val="16A34A"/>
                 <w:sz w:val="16"/>
               </w:rPr>
-              <w:t>s00q08, s01q35, s01q36, s01q37, s02q01__3, s02q02__3, s03q21, s04q22</w:t>
+              <w:t>—</w:t>
             </w:r>
           </w:p>
         </w:tc>
@@ -2555,7 +3545,7 @@
                 <w:i w:val="0"/>
                 <w:sz w:val="17"/>
               </w:rPr>
-              <w:t>Nombre de mois (9999 mois) exercé par YANKHOBA FALL dans l'emploi au cours des 12 derniers mois depasse 12 mois, veuillez corriger s'il vous plait.</w:t>
+              <w:t>Attention ! La dépense totale du ménage de FATOU SAMBE (176000 Fcfa) de la fête de Fête des autres Religions /traditions est relativement élevé.</w:t>
             </w:r>
           </w:p>
         </w:tc>
@@ -2588,7 +3578,7 @@
                 <w:i w:val="0"/>
                 <w:sz w:val="16"/>
               </w:rPr>
-              <w:t>S04</w:t>
+              <w:t>S09</w:t>
               <w:br/>
             </w:r>
             <w:r>
@@ -2598,7 +3588,7 @@
                 <w:color w:val="64748B"/>
                 <w:sz w:val="14"/>
               </w:rPr>
-              <w:t>Emploi</w:t>
+              <w:t>Dépenses non alimentaires</w:t>
             </w:r>
           </w:p>
         </w:tc>
@@ -2645,7 +3635,7 @@
                 <w:i w:val="0"/>
                 <w:sz w:val="17"/>
               </w:rPr>
-              <w:t>Attention ! Le nombre de jours (2 jours) que YANKHOBA FALL a travaillés par mois semble être inférieur à 15.</w:t>
+              <w:t>Prière de corriger ou de confirmer avec le QG.</w:t>
             </w:r>
           </w:p>
         </w:tc>
@@ -2678,7 +3668,7 @@
                 <w:i w:val="0"/>
                 <w:sz w:val="16"/>
               </w:rPr>
-              <w:t>S04</w:t>
+              <w:t>S09</w:t>
               <w:br/>
             </w:r>
             <w:r>
@@ -2688,7 +3678,7 @@
                 <w:color w:val="64748B"/>
                 <w:sz w:val="14"/>
               </w:rPr>
-              <w:t>Emploi</w:t>
+              <w:t>Dépenses non alimentaires</w:t>
             </w:r>
           </w:p>
         </w:tc>
@@ -2735,7 +3725,7 @@
                 <w:i w:val="0"/>
                 <w:sz w:val="17"/>
               </w:rPr>
-              <w:t>Veuillez, s'il vous plaît, confirmer cette information.</w:t>
+              <w:t>Attention ! La dépense du ménage de FATOU SAMBE (16000 Fcfa) au cours de 7 derniers jours de Transport urbain en bus est relativement élevé.</w:t>
             </w:r>
           </w:p>
         </w:tc>
@@ -2768,7 +3758,7 @@
                 <w:i w:val="0"/>
                 <w:sz w:val="16"/>
               </w:rPr>
-              <w:t>S04</w:t>
+              <w:t>S09</w:t>
               <w:br/>
             </w:r>
             <w:r>
@@ -2778,7 +3768,7 @@
                 <w:color w:val="64748B"/>
                 <w:sz w:val="14"/>
               </w:rPr>
-              <w:t>Emploi</w:t>
+              <w:t>Dépenses non alimentaires</w:t>
             </w:r>
           </w:p>
         </w:tc>
@@ -2794,7 +3784,7 @@
                 <w:color w:val="16A34A"/>
                 <w:sz w:val="16"/>
               </w:rPr>
-              <w:t>s01q47__1, s01q47__2, s01q47__3, s01q47__4, s01q47__5, s01q47__6, s01q47__7, s02q15</w:t>
+              <w:t>—</w:t>
             </w:r>
           </w:p>
         </w:tc>
@@ -2825,7 +3815,7 @@
                 <w:i w:val="0"/>
                 <w:sz w:val="17"/>
               </w:rPr>
-              <w:t>Attention! le nombre d'heure (3 heures) que YANKHOBA FALL a travaillé par jour semble faible, veuillez s'il vous plait confirmer cette information avec le QG.</w:t>
+              <w:t>Prière de corriger ou de confirmer avec le QG.</w:t>
             </w:r>
           </w:p>
         </w:tc>
@@ -2858,7 +3848,7 @@
                 <w:i w:val="0"/>
                 <w:sz w:val="16"/>
               </w:rPr>
-              <w:t>S04</w:t>
+              <w:t>S09</w:t>
               <w:br/>
             </w:r>
             <w:r>
@@ -2868,7 +3858,7 @@
                 <w:color w:val="64748B"/>
                 <w:sz w:val="14"/>
               </w:rPr>
-              <w:t>Emploi</w:t>
+              <w:t>Dépenses non alimentaires</w:t>
             </w:r>
           </w:p>
         </w:tc>
@@ -2884,7 +3874,7 @@
                 <w:color w:val="16A34A"/>
                 <w:sz w:val="16"/>
               </w:rPr>
-              <w:t>s01q35, s01q36, s01q37, s02q04, s02q15, s03q13, s03q14, s03q15</w:t>
+              <w:t>—</w:t>
             </w:r>
           </w:p>
         </w:tc>
@@ -2915,7 +3905,7 @@
                 <w:i w:val="0"/>
                 <w:sz w:val="17"/>
               </w:rPr>
-              <w:t>Nombre de mois exercé  (2 mois) par AMINTE FALL dans l'emploi au cours des 12 derniers mois semble faible, veuillez corriger s'il vous plait ou comfirmer avec le QG.</w:t>
+              <w:t>Attention ! La dépense du ménage de FATOU SAMBE (2000 Fcfa) au cours de 30 derniers jours de Gaz domestique 3 kilogrammes est relativement élevé.</w:t>
             </w:r>
           </w:p>
         </w:tc>
@@ -2948,7 +3938,7 @@
                 <w:i w:val="0"/>
                 <w:sz w:val="16"/>
               </w:rPr>
-              <w:t>S04</w:t>
+              <w:t>S09</w:t>
               <w:br/>
             </w:r>
             <w:r>
@@ -2958,7 +3948,7 @@
                 <w:color w:val="64748B"/>
                 <w:sz w:val="14"/>
               </w:rPr>
-              <w:t>Emploi</w:t>
+              <w:t>Dépenses non alimentaires</w:t>
             </w:r>
           </w:p>
         </w:tc>
@@ -3005,7 +3995,7 @@
                 <w:i w:val="0"/>
                 <w:sz w:val="17"/>
               </w:rPr>
-              <w:t>Attention ! Le nombre de jours (6 jours) que AMINTE FALL a travaillés par mois semble être inférieur à 15.</w:t>
+              <w:t>Prière de corriger ou de confirmer avec le QG.</w:t>
             </w:r>
           </w:p>
         </w:tc>
@@ -3038,7 +4028,7 @@
                 <w:i w:val="0"/>
                 <w:sz w:val="16"/>
               </w:rPr>
-              <w:t>S04</w:t>
+              <w:t>S09</w:t>
               <w:br/>
             </w:r>
             <w:r>
@@ -3048,7 +4038,7 @@
                 <w:color w:val="64748B"/>
                 <w:sz w:val="14"/>
               </w:rPr>
-              <w:t>Emploi</w:t>
+              <w:t>Dépenses non alimentaires</w:t>
             </w:r>
           </w:p>
         </w:tc>
@@ -3064,7 +4054,7 @@
                 <w:color w:val="16A34A"/>
                 <w:sz w:val="16"/>
               </w:rPr>
-              <w:t>s01q47__1, s01q47__2, s01q47__3, s01q47__4, s01q47__5, s01q47__6, s01q47__7, s02q15</w:t>
+              <w:t>—</w:t>
             </w:r>
           </w:p>
         </w:tc>
@@ -3095,7 +4085,7 @@
                 <w:i w:val="0"/>
                 <w:sz w:val="17"/>
               </w:rPr>
-              <w:t>Attention! le nombre d'heure (3 heures) que AMINTE FALL a travaillé par jour semble faible, veuillez s'il vous plait confirmer cette information avec le QG.</w:t>
+              <w:t>Attention ! La dépense du ménage de FATOU SAMBE (300 Fcfa) au cours de 3 derniers mois de Frais de photocopies de document est relativement élevé.</w:t>
             </w:r>
           </w:p>
         </w:tc>
@@ -3128,7 +4118,7 @@
                 <w:i w:val="0"/>
                 <w:sz w:val="16"/>
               </w:rPr>
-              <w:t>S04</w:t>
+              <w:t>S09</w:t>
               <w:br/>
             </w:r>
             <w:r>
@@ -3138,7 +4128,7 @@
                 <w:color w:val="64748B"/>
                 <w:sz w:val="14"/>
               </w:rPr>
-              <w:t>Emploi</w:t>
+              <w:t>Dépenses non alimentaires</w:t>
             </w:r>
           </w:p>
         </w:tc>
@@ -3185,7 +4175,7 @@
                 <w:i w:val="0"/>
                 <w:sz w:val="17"/>
               </w:rPr>
-              <w:t>Attention ! Le nombre de jours que FATOU SAMBE a travaillés par mois semble être inférieur à 15.</w:t>
+              <w:t>Prière de corriger ou de confirmer avec le QG.</w:t>
             </w:r>
           </w:p>
         </w:tc>
@@ -3218,7 +4208,7 @@
                 <w:i w:val="0"/>
                 <w:sz w:val="16"/>
               </w:rPr>
-              <w:t>S04</w:t>
+              <w:t>S09</w:t>
               <w:br/>
             </w:r>
             <w:r>
@@ -3228,7 +4218,7 @@
                 <w:color w:val="64748B"/>
                 <w:sz w:val="14"/>
               </w:rPr>
-              <w:t>Emploi</w:t>
+              <w:t>Dépenses non alimentaires</w:t>
             </w:r>
           </w:p>
         </w:tc>
@@ -3275,7 +4265,7 @@
                 <w:i w:val="0"/>
                 <w:sz w:val="17"/>
               </w:rPr>
-              <w:t>Veuillez, s'il vous plaît, confirmer cette information.</w:t>
+              <w:t>Attention ! La dépense du ménage de FATOU SAMBE (3000 Fcfa) au cours de 6 derniers mois de Frais de confection et de réparation de vêtements femme: robe, pantalon, jupe, ensemble, réparation, location, etc.</w:t>
             </w:r>
           </w:p>
         </w:tc>
@@ -3308,7 +4298,7 @@
                 <w:i w:val="0"/>
                 <w:sz w:val="16"/>
               </w:rPr>
-              <w:t>S04</w:t>
+              <w:t>S09</w:t>
               <w:br/>
             </w:r>
             <w:r>
@@ -3318,7 +4308,7 @@
                 <w:color w:val="64748B"/>
                 <w:sz w:val="14"/>
               </w:rPr>
-              <w:t>Emploi</w:t>
+              <w:t>Dépenses non alimentaires</w:t>
             </w:r>
           </w:p>
         </w:tc>
@@ -3334,7 +4324,7 @@
                 <w:color w:val="16A34A"/>
                 <w:sz w:val="16"/>
               </w:rPr>
-              <w:t>s04q46</w:t>
+              <w:t>—</w:t>
             </w:r>
           </w:p>
         </w:tc>
@@ -3350,7 +4340,7 @@
                 <w:color w:val="64748B"/>
                 <w:sz w:val="16"/>
               </w:rPr>
-              <w:t>Natif SuSo</w:t>
+              <w:t>GT-CQ</w:t>
             </w:r>
           </w:p>
         </w:tc>
@@ -3365,7 +4355,7 @@
                 <w:i w:val="0"/>
                 <w:sz w:val="17"/>
               </w:rPr>
-              <w:t>ERREUR: La catégorie socio-professionnelle--%s04q46%--n'est pas en phase avec les réponses aux questions 4.09, 4.10, 4.11, 4.12, 4.13, et 4.14. Veuillez confirmer les réponses à ces questions et à la présente question, et le cas échéant corriger.</w:t>
+              <w:t>est relativement élevé.</w:t>
             </w:r>
           </w:p>
         </w:tc>
@@ -3398,7 +4388,7 @@
                 <w:i w:val="0"/>
                 <w:sz w:val="16"/>
               </w:rPr>
-              <w:t>S04</w:t>
+              <w:t>S09</w:t>
               <w:br/>
             </w:r>
             <w:r>
@@ -3408,7 +4398,7 @@
                 <w:color w:val="64748B"/>
                 <w:sz w:val="14"/>
               </w:rPr>
-              <w:t>Emploi</w:t>
+              <w:t>Dépenses non alimentaires</w:t>
             </w:r>
           </w:p>
         </w:tc>
@@ -3424,7 +4414,7 @@
                 <w:color w:val="16A34A"/>
                 <w:sz w:val="16"/>
               </w:rPr>
-              <w:t>s04q39</w:t>
+              <w:t>—</w:t>
             </w:r>
           </w:p>
         </w:tc>
@@ -3440,7 +4430,7 @@
                 <w:color w:val="64748B"/>
                 <w:sz w:val="16"/>
               </w:rPr>
-              <w:t>Natif SuSo</w:t>
+              <w:t>GT-CQ</w:t>
             </w:r>
           </w:p>
         </w:tc>
@@ -3455,7 +4445,7 @@
                 <w:i w:val="0"/>
                 <w:sz w:val="17"/>
               </w:rPr>
-              <w:t>Le nombre de mois doit etre supérieur ou égal  à 0 et inférieur ou égal 12</w:t>
+              <w:t>Prière de corriger ou de confirmer avec le QG.</w:t>
             </w:r>
           </w:p>
         </w:tc>
@@ -3488,7 +4478,7 @@
                 <w:i w:val="0"/>
                 <w:sz w:val="16"/>
               </w:rPr>
-              <w:t>S07</w:t>
+              <w:t>S09</w:t>
               <w:br/>
             </w:r>
             <w:r>
@@ -3498,7 +4488,7 @@
                 <w:color w:val="64748B"/>
                 <w:sz w:val="14"/>
               </w:rPr>
-              <w:t>Consommation alimentaire</w:t>
+              <w:t>Dépenses non alimentaires</w:t>
             </w:r>
           </w:p>
         </w:tc>
@@ -3545,7 +4535,7 @@
                 <w:i w:val="0"/>
                 <w:sz w:val="17"/>
               </w:rPr>
-              <w:t>Attention ! Le prix unitaire d'achat (100 Fcfa) de Sel en Sachets (Petit) est relativement élevé par rapport aux autres prix observés dans cette zone.</w:t>
+              <w:t>Attention ! La dépense du ménage de FATOU SAMBE (12000 Fcfa) au cours de 12 derniers mois de Main-d'oeuvre pour la construction et les grosses réparation de logement (maçonnerie, toiture et charpente, électricité, plomberie, menuiserie, peinture et revêtement du sol), etc est relativement élevé.</w:t>
             </w:r>
           </w:p>
         </w:tc>
@@ -3578,7 +4568,7 @@
                 <w:i w:val="0"/>
                 <w:sz w:val="16"/>
               </w:rPr>
-              <w:t>S07</w:t>
+              <w:t>S09</w:t>
               <w:br/>
             </w:r>
             <w:r>
@@ -3588,7 +4578,7 @@
                 <w:color w:val="64748B"/>
                 <w:sz w:val="14"/>
               </w:rPr>
-              <w:t>Consommation alimentaire</w:t>
+              <w:t>Dépenses non alimentaires</w:t>
             </w:r>
           </w:p>
         </w:tc>
@@ -3668,7 +4658,7 @@
                 <w:i w:val="0"/>
                 <w:sz w:val="16"/>
               </w:rPr>
-              <w:t>S07</w:t>
+              <w:t>S09</w:t>
               <w:br/>
             </w:r>
             <w:r>
@@ -3678,7 +4668,7 @@
                 <w:color w:val="64748B"/>
                 <w:sz w:val="14"/>
               </w:rPr>
-              <w:t>Consommation alimentaire</w:t>
+              <w:t>Dépenses non alimentaires</w:t>
             </w:r>
           </w:p>
         </w:tc>
@@ -3725,7 +4715,7 @@
                 <w:i w:val="0"/>
                 <w:sz w:val="17"/>
               </w:rPr>
-              <w:t>Attention ! Le prix unitaire d'achat (500 Fcfa) de fruit d'oseille (bissap) en Sachets (Petit) est relativement élevé par rapport aux autres prix observés dans cette zone.</w:t>
+              <w:t>Attention ! La dépense du ménage de FATOU SAMBE (25000 Fcfa) au cours de 12 derniers mois de Linge de maison et articles associés (serviettes de bain, drap, couverture, couvre-lit, oreillers, moustiquaire, nattes, tapis, rideaux, éventail, etc.</w:t>
             </w:r>
           </w:p>
         </w:tc>
@@ -3815,7 +4805,7 @@
                 <w:i w:val="0"/>
                 <w:sz w:val="17"/>
               </w:rPr>
-              <w:t>Attention ! La dépense totale du ménage de FATOU SAMBE (176000 Fcfa) de la fête de Fête des autres Religions /traditions est relativement élevé.</w:t>
+              <w:t>) est relativement élevé.</w:t>
             </w:r>
           </w:p>
         </w:tc>
@@ -3905,7 +4895,7 @@
                 <w:i w:val="0"/>
                 <w:sz w:val="17"/>
               </w:rPr>
-              <w:t>Prière de corriger ou de confirmer avec le QG.</w:t>
+              <w:t>Attention ! La dépense du ménage de FATOU SAMBE (7500 Fcfa) au cours de 12 derniers mois de Frais de légalisation (confection) de documents administratifs (actes d'Etat-civil, diplômes, etc.) est relativement élevé.</w:t>
             </w:r>
           </w:p>
         </w:tc>
@@ -3938,7 +4928,7 @@
                 <w:i w:val="0"/>
                 <w:sz w:val="16"/>
               </w:rPr>
-              <w:t>S09</w:t>
+              <w:t>S10</w:t>
               <w:br/>
             </w:r>
             <w:r>
@@ -3948,7 +4938,7 @@
                 <w:color w:val="64748B"/>
                 <w:sz w:val="14"/>
               </w:rPr>
-              <w:t>Dépenses non alimentaires</w:t>
+              <w:t>Logement</w:t>
             </w:r>
           </w:p>
         </w:tc>
@@ -3964,7 +4954,7 @@
                 <w:color w:val="16A34A"/>
                 <w:sz w:val="16"/>
               </w:rPr>
-              <w:t>—</w:t>
+              <w:t>s10q47, s10q46</w:t>
             </w:r>
           </w:p>
         </w:tc>
@@ -3995,7 +4985,7 @@
                 <w:i w:val="0"/>
                 <w:sz w:val="17"/>
               </w:rPr>
-              <w:t>Attention ! La dépense du ménage de FATOU SAMBE (16000 Fcfa) au cours de 7 derniers jours de Transport urbain en bus est relativement élevé.</w:t>
+              <w:t>Le montant dépensé de L'entreprise commerce de melon dans les marches pour l'achat de ces marchandises revendues en état, sans transformation ne peut être supérieur aux montants obtenus sur la revente de marchandises achetées et revendues en état au cours des 30 derniers jours ou durant le dernier mois où l'entreprise a fonctionné (s10q47 &gt; s10q46), prière de corriger.</w:t>
             </w:r>
           </w:p>
         </w:tc>
@@ -4028,7 +5018,7 @@
                 <w:i w:val="0"/>
                 <w:sz w:val="16"/>
               </w:rPr>
-              <w:t>S09</w:t>
+              <w:t>S11</w:t>
               <w:br/>
             </w:r>
             <w:r>
@@ -4038,7 +5028,7 @@
                 <w:color w:val="64748B"/>
                 <w:sz w:val="14"/>
               </w:rPr>
-              <w:t>Dépenses non alimentaires</w:t>
+              <w:t>Logement / cadre de vie</w:t>
             </w:r>
           </w:p>
         </w:tc>
@@ -4054,7 +5044,7 @@
                 <w:color w:val="16A34A"/>
                 <w:sz w:val="16"/>
               </w:rPr>
-              <w:t>—</w:t>
+              <w:t>s02q02__1, s02q15, s02q17, s03q16, s04q27, s04q43, s04q63, s05q11</w:t>
             </w:r>
           </w:p>
         </w:tc>
@@ -4085,7 +5075,7 @@
                 <w:i w:val="0"/>
                 <w:sz w:val="17"/>
               </w:rPr>
-              <w:t>Prière de corriger ou de confirmer avec le QG.</w:t>
+              <w:t>Le montant (9999 FCFA) du loyer mensuel payé pour un logement comme le votre (Maison Basse) dans ce village/quartier est trop faible, Veuillez s'il vous plaît corriger cette information.</w:t>
             </w:r>
           </w:p>
         </w:tc>
@@ -4118,7 +5108,7 @@
                 <w:i w:val="0"/>
                 <w:sz w:val="16"/>
               </w:rPr>
-              <w:t>S09</w:t>
+              <w:t>S11</w:t>
               <w:br/>
             </w:r>
             <w:r>
@@ -4128,7 +5118,7 @@
                 <w:color w:val="64748B"/>
                 <w:sz w:val="14"/>
               </w:rPr>
-              <w:t>Dépenses non alimentaires</w:t>
+              <w:t>Logement / cadre de vie</w:t>
             </w:r>
           </w:p>
         </w:tc>
@@ -4175,7 +5165,7 @@
                 <w:i w:val="0"/>
                 <w:sz w:val="17"/>
               </w:rPr>
-              <w:t>Attention ! La dépense du ménage de FATOU SAMBE (2000 Fcfa) au cours de 30 derniers jours de Gaz domestique 3 kilogrammes est relativement élevé.</w:t>
+              <w:t>Attention!!! Les ménages vivants dans un(e) Maison Basse à SAINT-LOUIS Urbain ont généralement comme principal matériau de revêtement du sol du logement le/la Ciment/Béton, mais celui du ménage de FATOU SAMBE (Carreaux/Marbre) diffère de celui-ci.</w:t>
             </w:r>
           </w:p>
         </w:tc>
@@ -4208,7 +5198,7 @@
                 <w:i w:val="0"/>
                 <w:sz w:val="16"/>
               </w:rPr>
-              <w:t>S09</w:t>
+              <w:t>S11</w:t>
               <w:br/>
             </w:r>
             <w:r>
@@ -4218,7 +5208,7 @@
                 <w:color w:val="64748B"/>
                 <w:sz w:val="14"/>
               </w:rPr>
-              <w:t>Dépenses non alimentaires</w:t>
+              <w:t>Logement / cadre de vie</w:t>
             </w:r>
           </w:p>
         </w:tc>
@@ -4265,7 +5255,7 @@
                 <w:i w:val="0"/>
                 <w:sz w:val="17"/>
               </w:rPr>
-              <w:t>Prière de corriger ou de confirmer avec le QG.</w:t>
+              <w:t>Prière de vérifier pour être sûr que vous avez choisi les bonnes modalités des questions 11.01 et 11.19.</w:t>
             </w:r>
           </w:p>
         </w:tc>
@@ -4298,7 +5288,7 @@
                 <w:i w:val="0"/>
                 <w:sz w:val="16"/>
               </w:rPr>
-              <w:t>S09</w:t>
+              <w:t>S11</w:t>
               <w:br/>
             </w:r>
             <w:r>
@@ -4308,7 +5298,7 @@
                 <w:color w:val="64748B"/>
                 <w:sz w:val="14"/>
               </w:rPr>
-              <w:t>Dépenses non alimentaires</w:t>
+              <w:t>Logement / cadre de vie</w:t>
             </w:r>
           </w:p>
         </w:tc>
@@ -4355,1357 +5345,7 @@
                 <w:i w:val="0"/>
                 <w:sz w:val="17"/>
               </w:rPr>
-              <w:t>Attention ! La dépense du ménage de FATOU SAMBE (300 Fcfa) au cours de 3 derniers mois de Frais de photocopies de document est relativement élevé.</w:t>
-            </w:r>
-          </w:p>
-        </w:tc>
-      </w:tr>
-      <w:tr>
-        <w:tc>
-          <w:tcPr>
-            <w:tcW w:type="dxa" w:w="964"/>
-          </w:tcPr>
-          <w:p>
-            <w:r>
-              <w:rPr>
-                <w:b/>
-                <w:i w:val="0"/>
-                <w:color w:val="EA580C"/>
-                <w:sz w:val="16"/>
-              </w:rPr>
-              <w:t>Moyenne</w:t>
-            </w:r>
-          </w:p>
-        </w:tc>
-        <w:tc>
-          <w:tcPr>
-            <w:tcW w:type="dxa" w:w="1247"/>
-          </w:tcPr>
-          <w:p>
-            <w:r>
-              <w:rPr>
-                <w:b/>
-                <w:i w:val="0"/>
-                <w:sz w:val="16"/>
-              </w:rPr>
-              <w:t>S09</w:t>
-              <w:br/>
-            </w:r>
-            <w:r>
-              <w:rPr>
-                <w:b w:val="0"/>
-                <w:i w:val="0"/>
-                <w:color w:val="64748B"/>
-                <w:sz w:val="14"/>
-              </w:rPr>
-              <w:t>Dépenses non alimentaires</w:t>
-            </w:r>
-          </w:p>
-        </w:tc>
-        <w:tc>
-          <w:tcPr>
-            <w:tcW w:type="dxa" w:w="1531"/>
-          </w:tcPr>
-          <w:p>
-            <w:r>
-              <w:rPr>
-                <w:b/>
-                <w:i w:val="0"/>
-                <w:color w:val="16A34A"/>
-                <w:sz w:val="16"/>
-              </w:rPr>
-              <w:t>—</w:t>
-            </w:r>
-          </w:p>
-        </w:tc>
-        <w:tc>
-          <w:tcPr>
-            <w:tcW w:type="dxa" w:w="1191"/>
-          </w:tcPr>
-          <w:p>
-            <w:r>
-              <w:rPr>
-                <w:b w:val="0"/>
-                <w:i w:val="0"/>
-                <w:color w:val="64748B"/>
-                <w:sz w:val="16"/>
-              </w:rPr>
-              <w:t>GT-CQ</w:t>
-            </w:r>
-          </w:p>
-        </w:tc>
-        <w:tc>
-          <w:tcPr>
-            <w:tcW w:type="dxa" w:w="4706"/>
-          </w:tcPr>
-          <w:p>
-            <w:r>
-              <w:rPr>
-                <w:b w:val="0"/>
-                <w:i w:val="0"/>
-                <w:sz w:val="17"/>
-              </w:rPr>
-              <w:t>Prière de corriger ou de confirmer avec le QG.</w:t>
-            </w:r>
-          </w:p>
-        </w:tc>
-      </w:tr>
-      <w:tr>
-        <w:tc>
-          <w:tcPr>
-            <w:tcW w:type="dxa" w:w="964"/>
-          </w:tcPr>
-          <w:p>
-            <w:r>
-              <w:rPr>
-                <w:b/>
-                <w:i w:val="0"/>
-                <w:color w:val="EA580C"/>
-                <w:sz w:val="16"/>
-              </w:rPr>
-              <w:t>Moyenne</w:t>
-            </w:r>
-          </w:p>
-        </w:tc>
-        <w:tc>
-          <w:tcPr>
-            <w:tcW w:type="dxa" w:w="1247"/>
-          </w:tcPr>
-          <w:p>
-            <w:r>
-              <w:rPr>
-                <w:b/>
-                <w:i w:val="0"/>
-                <w:sz w:val="16"/>
-              </w:rPr>
-              <w:t>S09</w:t>
-              <w:br/>
-            </w:r>
-            <w:r>
-              <w:rPr>
-                <w:b w:val="0"/>
-                <w:i w:val="0"/>
-                <w:color w:val="64748B"/>
-                <w:sz w:val="14"/>
-              </w:rPr>
-              <w:t>Dépenses non alimentaires</w:t>
-            </w:r>
-          </w:p>
-        </w:tc>
-        <w:tc>
-          <w:tcPr>
-            <w:tcW w:type="dxa" w:w="1531"/>
-          </w:tcPr>
-          <w:p>
-            <w:r>
-              <w:rPr>
-                <w:b/>
-                <w:i w:val="0"/>
-                <w:color w:val="16A34A"/>
-                <w:sz w:val="16"/>
-              </w:rPr>
-              <w:t>—</w:t>
-            </w:r>
-          </w:p>
-        </w:tc>
-        <w:tc>
-          <w:tcPr>
-            <w:tcW w:type="dxa" w:w="1191"/>
-          </w:tcPr>
-          <w:p>
-            <w:r>
-              <w:rPr>
-                <w:b w:val="0"/>
-                <w:i w:val="0"/>
-                <w:color w:val="64748B"/>
-                <w:sz w:val="16"/>
-              </w:rPr>
-              <w:t>GT-CQ</w:t>
-            </w:r>
-          </w:p>
-        </w:tc>
-        <w:tc>
-          <w:tcPr>
-            <w:tcW w:type="dxa" w:w="4706"/>
-          </w:tcPr>
-          <w:p>
-            <w:r>
-              <w:rPr>
-                <w:b w:val="0"/>
-                <w:i w:val="0"/>
-                <w:sz w:val="17"/>
-              </w:rPr>
-              <w:t>Attention ! La dépense du ménage de FATOU SAMBE (3000 Fcfa) au cours de 6 derniers mois de Frais de confection et de réparation de vêtements femme: robe, pantalon, jupe, ensemble, réparation, location, etc.</w:t>
-            </w:r>
-          </w:p>
-        </w:tc>
-      </w:tr>
-      <w:tr>
-        <w:tc>
-          <w:tcPr>
-            <w:tcW w:type="dxa" w:w="964"/>
-          </w:tcPr>
-          <w:p>
-            <w:r>
-              <w:rPr>
-                <w:b/>
-                <w:i w:val="0"/>
-                <w:color w:val="EA580C"/>
-                <w:sz w:val="16"/>
-              </w:rPr>
-              <w:t>Moyenne</w:t>
-            </w:r>
-          </w:p>
-        </w:tc>
-        <w:tc>
-          <w:tcPr>
-            <w:tcW w:type="dxa" w:w="1247"/>
-          </w:tcPr>
-          <w:p>
-            <w:r>
-              <w:rPr>
-                <w:b/>
-                <w:i w:val="0"/>
-                <w:sz w:val="16"/>
-              </w:rPr>
-              <w:t>S09</w:t>
-              <w:br/>
-            </w:r>
-            <w:r>
-              <w:rPr>
-                <w:b w:val="0"/>
-                <w:i w:val="0"/>
-                <w:color w:val="64748B"/>
-                <w:sz w:val="14"/>
-              </w:rPr>
-              <w:t>Dépenses non alimentaires</w:t>
-            </w:r>
-          </w:p>
-        </w:tc>
-        <w:tc>
-          <w:tcPr>
-            <w:tcW w:type="dxa" w:w="1531"/>
-          </w:tcPr>
-          <w:p>
-            <w:r>
-              <w:rPr>
-                <w:b/>
-                <w:i w:val="0"/>
-                <w:color w:val="16A34A"/>
-                <w:sz w:val="16"/>
-              </w:rPr>
-              <w:t>—</w:t>
-            </w:r>
-          </w:p>
-        </w:tc>
-        <w:tc>
-          <w:tcPr>
-            <w:tcW w:type="dxa" w:w="1191"/>
-          </w:tcPr>
-          <w:p>
-            <w:r>
-              <w:rPr>
-                <w:b w:val="0"/>
-                <w:i w:val="0"/>
-                <w:color w:val="64748B"/>
-                <w:sz w:val="16"/>
-              </w:rPr>
-              <w:t>GT-CQ</w:t>
-            </w:r>
-          </w:p>
-        </w:tc>
-        <w:tc>
-          <w:tcPr>
-            <w:tcW w:type="dxa" w:w="4706"/>
-          </w:tcPr>
-          <w:p>
-            <w:r>
-              <w:rPr>
-                <w:b w:val="0"/>
-                <w:i w:val="0"/>
-                <w:sz w:val="17"/>
-              </w:rPr>
-              <w:t>est relativement élevé.</w:t>
-            </w:r>
-          </w:p>
-        </w:tc>
-      </w:tr>
-      <w:tr>
-        <w:tc>
-          <w:tcPr>
-            <w:tcW w:type="dxa" w:w="964"/>
-          </w:tcPr>
-          <w:p>
-            <w:r>
-              <w:rPr>
-                <w:b/>
-                <w:i w:val="0"/>
-                <w:color w:val="EA580C"/>
-                <w:sz w:val="16"/>
-              </w:rPr>
-              <w:t>Moyenne</w:t>
-            </w:r>
-          </w:p>
-        </w:tc>
-        <w:tc>
-          <w:tcPr>
-            <w:tcW w:type="dxa" w:w="1247"/>
-          </w:tcPr>
-          <w:p>
-            <w:r>
-              <w:rPr>
-                <w:b/>
-                <w:i w:val="0"/>
-                <w:sz w:val="16"/>
-              </w:rPr>
-              <w:t>S09</w:t>
-              <w:br/>
-            </w:r>
-            <w:r>
-              <w:rPr>
-                <w:b w:val="0"/>
-                <w:i w:val="0"/>
-                <w:color w:val="64748B"/>
-                <w:sz w:val="14"/>
-              </w:rPr>
-              <w:t>Dépenses non alimentaires</w:t>
-            </w:r>
-          </w:p>
-        </w:tc>
-        <w:tc>
-          <w:tcPr>
-            <w:tcW w:type="dxa" w:w="1531"/>
-          </w:tcPr>
-          <w:p>
-            <w:r>
-              <w:rPr>
-                <w:b/>
-                <w:i w:val="0"/>
-                <w:color w:val="16A34A"/>
-                <w:sz w:val="16"/>
-              </w:rPr>
-              <w:t>—</w:t>
-            </w:r>
-          </w:p>
-        </w:tc>
-        <w:tc>
-          <w:tcPr>
-            <w:tcW w:type="dxa" w:w="1191"/>
-          </w:tcPr>
-          <w:p>
-            <w:r>
-              <w:rPr>
-                <w:b w:val="0"/>
-                <w:i w:val="0"/>
-                <w:color w:val="64748B"/>
-                <w:sz w:val="16"/>
-              </w:rPr>
-              <w:t>GT-CQ</w:t>
-            </w:r>
-          </w:p>
-        </w:tc>
-        <w:tc>
-          <w:tcPr>
-            <w:tcW w:type="dxa" w:w="4706"/>
-          </w:tcPr>
-          <w:p>
-            <w:r>
-              <w:rPr>
-                <w:b w:val="0"/>
-                <w:i w:val="0"/>
-                <w:sz w:val="17"/>
-              </w:rPr>
-              <w:t>Prière de corriger ou de confirmer avec le QG.</w:t>
-            </w:r>
-          </w:p>
-        </w:tc>
-      </w:tr>
-      <w:tr>
-        <w:tc>
-          <w:tcPr>
-            <w:tcW w:type="dxa" w:w="964"/>
-          </w:tcPr>
-          <w:p>
-            <w:r>
-              <w:rPr>
-                <w:b/>
-                <w:i w:val="0"/>
-                <w:color w:val="EA580C"/>
-                <w:sz w:val="16"/>
-              </w:rPr>
-              <w:t>Moyenne</w:t>
-            </w:r>
-          </w:p>
-        </w:tc>
-        <w:tc>
-          <w:tcPr>
-            <w:tcW w:type="dxa" w:w="1247"/>
-          </w:tcPr>
-          <w:p>
-            <w:r>
-              <w:rPr>
-                <w:b/>
-                <w:i w:val="0"/>
-                <w:sz w:val="16"/>
-              </w:rPr>
-              <w:t>S09</w:t>
-              <w:br/>
-            </w:r>
-            <w:r>
-              <w:rPr>
-                <w:b w:val="0"/>
-                <w:i w:val="0"/>
-                <w:color w:val="64748B"/>
-                <w:sz w:val="14"/>
-              </w:rPr>
-              <w:t>Dépenses non alimentaires</w:t>
-            </w:r>
-          </w:p>
-        </w:tc>
-        <w:tc>
-          <w:tcPr>
-            <w:tcW w:type="dxa" w:w="1531"/>
-          </w:tcPr>
-          <w:p>
-            <w:r>
-              <w:rPr>
-                <w:b/>
-                <w:i w:val="0"/>
-                <w:color w:val="16A34A"/>
-                <w:sz w:val="16"/>
-              </w:rPr>
-              <w:t>—</w:t>
-            </w:r>
-          </w:p>
-        </w:tc>
-        <w:tc>
-          <w:tcPr>
-            <w:tcW w:type="dxa" w:w="1191"/>
-          </w:tcPr>
-          <w:p>
-            <w:r>
-              <w:rPr>
-                <w:b w:val="0"/>
-                <w:i w:val="0"/>
-                <w:color w:val="64748B"/>
-                <w:sz w:val="16"/>
-              </w:rPr>
-              <w:t>GT-CQ</w:t>
-            </w:r>
-          </w:p>
-        </w:tc>
-        <w:tc>
-          <w:tcPr>
-            <w:tcW w:type="dxa" w:w="4706"/>
-          </w:tcPr>
-          <w:p>
-            <w:r>
-              <w:rPr>
-                <w:b w:val="0"/>
-                <w:i w:val="0"/>
-                <w:sz w:val="17"/>
-              </w:rPr>
-              <w:t>Attention ! La dépense du ménage de FATOU SAMBE (12000 Fcfa) au cours de 12 derniers mois de Main-d'oeuvre pour la construction et les grosses réparation de logement (maçonnerie, toiture et charpente, électricité, plomberie, menuiserie, peinture et revêtement du sol), etc est relativement élevé.</w:t>
-            </w:r>
-          </w:p>
-        </w:tc>
-      </w:tr>
-      <w:tr>
-        <w:tc>
-          <w:tcPr>
-            <w:tcW w:type="dxa" w:w="964"/>
-          </w:tcPr>
-          <w:p>
-            <w:r>
-              <w:rPr>
-                <w:b/>
-                <w:i w:val="0"/>
-                <w:color w:val="EA580C"/>
-                <w:sz w:val="16"/>
-              </w:rPr>
-              <w:t>Moyenne</w:t>
-            </w:r>
-          </w:p>
-        </w:tc>
-        <w:tc>
-          <w:tcPr>
-            <w:tcW w:type="dxa" w:w="1247"/>
-          </w:tcPr>
-          <w:p>
-            <w:r>
-              <w:rPr>
-                <w:b/>
-                <w:i w:val="0"/>
-                <w:sz w:val="16"/>
-              </w:rPr>
-              <w:t>S09</w:t>
-              <w:br/>
-            </w:r>
-            <w:r>
-              <w:rPr>
-                <w:b w:val="0"/>
-                <w:i w:val="0"/>
-                <w:color w:val="64748B"/>
-                <w:sz w:val="14"/>
-              </w:rPr>
-              <w:t>Dépenses non alimentaires</w:t>
-            </w:r>
-          </w:p>
-        </w:tc>
-        <w:tc>
-          <w:tcPr>
-            <w:tcW w:type="dxa" w:w="1531"/>
-          </w:tcPr>
-          <w:p>
-            <w:r>
-              <w:rPr>
-                <w:b/>
-                <w:i w:val="0"/>
-                <w:color w:val="16A34A"/>
-                <w:sz w:val="16"/>
-              </w:rPr>
-              <w:t>—</w:t>
-            </w:r>
-          </w:p>
-        </w:tc>
-        <w:tc>
-          <w:tcPr>
-            <w:tcW w:type="dxa" w:w="1191"/>
-          </w:tcPr>
-          <w:p>
-            <w:r>
-              <w:rPr>
-                <w:b w:val="0"/>
-                <w:i w:val="0"/>
-                <w:color w:val="64748B"/>
-                <w:sz w:val="16"/>
-              </w:rPr>
-              <w:t>GT-CQ</w:t>
-            </w:r>
-          </w:p>
-        </w:tc>
-        <w:tc>
-          <w:tcPr>
-            <w:tcW w:type="dxa" w:w="4706"/>
-          </w:tcPr>
-          <w:p>
-            <w:r>
-              <w:rPr>
-                <w:b w:val="0"/>
-                <w:i w:val="0"/>
-                <w:sz w:val="17"/>
-              </w:rPr>
-              <w:t>Prière de corriger ou de confirmer avec le QG.</w:t>
-            </w:r>
-          </w:p>
-        </w:tc>
-      </w:tr>
-      <w:tr>
-        <w:tc>
-          <w:tcPr>
-            <w:tcW w:type="dxa" w:w="964"/>
-          </w:tcPr>
-          <w:p>
-            <w:r>
-              <w:rPr>
-                <w:b/>
-                <w:i w:val="0"/>
-                <w:color w:val="EA580C"/>
-                <w:sz w:val="16"/>
-              </w:rPr>
-              <w:t>Moyenne</w:t>
-            </w:r>
-          </w:p>
-        </w:tc>
-        <w:tc>
-          <w:tcPr>
-            <w:tcW w:type="dxa" w:w="1247"/>
-          </w:tcPr>
-          <w:p>
-            <w:r>
-              <w:rPr>
-                <w:b/>
-                <w:i w:val="0"/>
-                <w:sz w:val="16"/>
-              </w:rPr>
-              <w:t>S09</w:t>
-              <w:br/>
-            </w:r>
-            <w:r>
-              <w:rPr>
-                <w:b w:val="0"/>
-                <w:i w:val="0"/>
-                <w:color w:val="64748B"/>
-                <w:sz w:val="14"/>
-              </w:rPr>
-              <w:t>Dépenses non alimentaires</w:t>
-            </w:r>
-          </w:p>
-        </w:tc>
-        <w:tc>
-          <w:tcPr>
-            <w:tcW w:type="dxa" w:w="1531"/>
-          </w:tcPr>
-          <w:p>
-            <w:r>
-              <w:rPr>
-                <w:b/>
-                <w:i w:val="0"/>
-                <w:color w:val="16A34A"/>
-                <w:sz w:val="16"/>
-              </w:rPr>
-              <w:t>—</w:t>
-            </w:r>
-          </w:p>
-        </w:tc>
-        <w:tc>
-          <w:tcPr>
-            <w:tcW w:type="dxa" w:w="1191"/>
-          </w:tcPr>
-          <w:p>
-            <w:r>
-              <w:rPr>
-                <w:b w:val="0"/>
-                <w:i w:val="0"/>
-                <w:color w:val="64748B"/>
-                <w:sz w:val="16"/>
-              </w:rPr>
-              <w:t>GT-CQ</w:t>
-            </w:r>
-          </w:p>
-        </w:tc>
-        <w:tc>
-          <w:tcPr>
-            <w:tcW w:type="dxa" w:w="4706"/>
-          </w:tcPr>
-          <w:p>
-            <w:r>
-              <w:rPr>
-                <w:b w:val="0"/>
-                <w:i w:val="0"/>
-                <w:sz w:val="17"/>
-              </w:rPr>
-              <w:t>Attention ! La dépense du ménage de FATOU SAMBE (25000 Fcfa) au cours de 12 derniers mois de Linge de maison et articles associés (serviettes de bain, drap, couverture, couvre-lit, oreillers, moustiquaire, nattes, tapis, rideaux, éventail, etc.</w:t>
-            </w:r>
-          </w:p>
-        </w:tc>
-      </w:tr>
-      <w:tr>
-        <w:tc>
-          <w:tcPr>
-            <w:tcW w:type="dxa" w:w="964"/>
-          </w:tcPr>
-          <w:p>
-            <w:r>
-              <w:rPr>
-                <w:b/>
-                <w:i w:val="0"/>
-                <w:color w:val="EA580C"/>
-                <w:sz w:val="16"/>
-              </w:rPr>
-              <w:t>Moyenne</w:t>
-            </w:r>
-          </w:p>
-        </w:tc>
-        <w:tc>
-          <w:tcPr>
-            <w:tcW w:type="dxa" w:w="1247"/>
-          </w:tcPr>
-          <w:p>
-            <w:r>
-              <w:rPr>
-                <w:b/>
-                <w:i w:val="0"/>
-                <w:sz w:val="16"/>
-              </w:rPr>
-              <w:t>S09</w:t>
-              <w:br/>
-            </w:r>
-            <w:r>
-              <w:rPr>
-                <w:b w:val="0"/>
-                <w:i w:val="0"/>
-                <w:color w:val="64748B"/>
-                <w:sz w:val="14"/>
-              </w:rPr>
-              <w:t>Dépenses non alimentaires</w:t>
-            </w:r>
-          </w:p>
-        </w:tc>
-        <w:tc>
-          <w:tcPr>
-            <w:tcW w:type="dxa" w:w="1531"/>
-          </w:tcPr>
-          <w:p>
-            <w:r>
-              <w:rPr>
-                <w:b/>
-                <w:i w:val="0"/>
-                <w:color w:val="16A34A"/>
-                <w:sz w:val="16"/>
-              </w:rPr>
-              <w:t>—</w:t>
-            </w:r>
-          </w:p>
-        </w:tc>
-        <w:tc>
-          <w:tcPr>
-            <w:tcW w:type="dxa" w:w="1191"/>
-          </w:tcPr>
-          <w:p>
-            <w:r>
-              <w:rPr>
-                <w:b w:val="0"/>
-                <w:i w:val="0"/>
-                <w:color w:val="64748B"/>
-                <w:sz w:val="16"/>
-              </w:rPr>
-              <w:t>GT-CQ</w:t>
-            </w:r>
-          </w:p>
-        </w:tc>
-        <w:tc>
-          <w:tcPr>
-            <w:tcW w:type="dxa" w:w="4706"/>
-          </w:tcPr>
-          <w:p>
-            <w:r>
-              <w:rPr>
-                <w:b w:val="0"/>
-                <w:i w:val="0"/>
-                <w:sz w:val="17"/>
-              </w:rPr>
-              <w:t>) est relativement élevé.</w:t>
-            </w:r>
-          </w:p>
-        </w:tc>
-      </w:tr>
-      <w:tr>
-        <w:tc>
-          <w:tcPr>
-            <w:tcW w:type="dxa" w:w="964"/>
-          </w:tcPr>
-          <w:p>
-            <w:r>
-              <w:rPr>
-                <w:b/>
-                <w:i w:val="0"/>
-                <w:color w:val="EA580C"/>
-                <w:sz w:val="16"/>
-              </w:rPr>
-              <w:t>Moyenne</w:t>
-            </w:r>
-          </w:p>
-        </w:tc>
-        <w:tc>
-          <w:tcPr>
-            <w:tcW w:type="dxa" w:w="1247"/>
-          </w:tcPr>
-          <w:p>
-            <w:r>
-              <w:rPr>
-                <w:b/>
-                <w:i w:val="0"/>
-                <w:sz w:val="16"/>
-              </w:rPr>
-              <w:t>S09</w:t>
-              <w:br/>
-            </w:r>
-            <w:r>
-              <w:rPr>
-                <w:b w:val="0"/>
-                <w:i w:val="0"/>
-                <w:color w:val="64748B"/>
-                <w:sz w:val="14"/>
-              </w:rPr>
-              <w:t>Dépenses non alimentaires</w:t>
-            </w:r>
-          </w:p>
-        </w:tc>
-        <w:tc>
-          <w:tcPr>
-            <w:tcW w:type="dxa" w:w="1531"/>
-          </w:tcPr>
-          <w:p>
-            <w:r>
-              <w:rPr>
-                <w:b/>
-                <w:i w:val="0"/>
-                <w:color w:val="16A34A"/>
-                <w:sz w:val="16"/>
-              </w:rPr>
-              <w:t>—</w:t>
-            </w:r>
-          </w:p>
-        </w:tc>
-        <w:tc>
-          <w:tcPr>
-            <w:tcW w:type="dxa" w:w="1191"/>
-          </w:tcPr>
-          <w:p>
-            <w:r>
-              <w:rPr>
-                <w:b w:val="0"/>
-                <w:i w:val="0"/>
-                <w:color w:val="64748B"/>
-                <w:sz w:val="16"/>
-              </w:rPr>
-              <w:t>GT-CQ</w:t>
-            </w:r>
-          </w:p>
-        </w:tc>
-        <w:tc>
-          <w:tcPr>
-            <w:tcW w:type="dxa" w:w="4706"/>
-          </w:tcPr>
-          <w:p>
-            <w:r>
-              <w:rPr>
-                <w:b w:val="0"/>
-                <w:i w:val="0"/>
-                <w:sz w:val="17"/>
-              </w:rPr>
-              <w:t>Attention ! La dépense du ménage de FATOU SAMBE (7500 Fcfa) au cours de 12 derniers mois de Frais de légalisation (confection) de documents administratifs (actes d'Etat-civil, diplômes, etc.) est relativement élevé.</w:t>
-            </w:r>
-          </w:p>
-        </w:tc>
-      </w:tr>
-      <w:tr>
-        <w:tc>
-          <w:tcPr>
-            <w:tcW w:type="dxa" w:w="964"/>
-          </w:tcPr>
-          <w:p>
-            <w:r>
-              <w:rPr>
-                <w:b/>
-                <w:i w:val="0"/>
-                <w:color w:val="EA580C"/>
-                <w:sz w:val="16"/>
-              </w:rPr>
-              <w:t>Moyenne</w:t>
-            </w:r>
-          </w:p>
-        </w:tc>
-        <w:tc>
-          <w:tcPr>
-            <w:tcW w:type="dxa" w:w="1247"/>
-          </w:tcPr>
-          <w:p>
-            <w:r>
-              <w:rPr>
-                <w:b/>
-                <w:i w:val="0"/>
-                <w:sz w:val="16"/>
-              </w:rPr>
-              <w:t>S10</w:t>
-              <w:br/>
-            </w:r>
-            <w:r>
-              <w:rPr>
-                <w:b w:val="0"/>
-                <w:i w:val="0"/>
-                <w:color w:val="64748B"/>
-                <w:sz w:val="14"/>
-              </w:rPr>
-              <w:t>Logement</w:t>
-            </w:r>
-          </w:p>
-        </w:tc>
-        <w:tc>
-          <w:tcPr>
-            <w:tcW w:type="dxa" w:w="1531"/>
-          </w:tcPr>
-          <w:p>
-            <w:r>
-              <w:rPr>
-                <w:b/>
-                <w:i w:val="0"/>
-                <w:color w:val="16A34A"/>
-                <w:sz w:val="16"/>
-              </w:rPr>
-              <w:t>s10q47, s10q46</w:t>
-            </w:r>
-          </w:p>
-        </w:tc>
-        <w:tc>
-          <w:tcPr>
-            <w:tcW w:type="dxa" w:w="1191"/>
-          </w:tcPr>
-          <w:p>
-            <w:r>
-              <w:rPr>
-                <w:b w:val="0"/>
-                <w:i w:val="0"/>
-                <w:color w:val="64748B"/>
-                <w:sz w:val="16"/>
-              </w:rPr>
-              <w:t>GT-CQ</w:t>
-            </w:r>
-          </w:p>
-        </w:tc>
-        <w:tc>
-          <w:tcPr>
-            <w:tcW w:type="dxa" w:w="4706"/>
-          </w:tcPr>
-          <w:p>
-            <w:r>
-              <w:rPr>
-                <w:b w:val="0"/>
-                <w:i w:val="0"/>
-                <w:sz w:val="17"/>
-              </w:rPr>
-              <w:t>Le montant dépensé de L'entreprise commerce de melon dans les marches pour l'achat de ces marchandises revendues en état, sans transformation ne peut être supérieur aux montants obtenus sur la revente de marchandises achetées et revendues en état au cours des 30 derniers jours ou durant le dernier mois où l'entreprise a fonctionné (s10q47 &gt; s10q46), prière de corriger.</w:t>
-            </w:r>
-          </w:p>
-        </w:tc>
-      </w:tr>
-      <w:tr>
-        <w:tc>
-          <w:tcPr>
-            <w:tcW w:type="dxa" w:w="964"/>
-          </w:tcPr>
-          <w:p>
-            <w:r>
-              <w:rPr>
-                <w:b/>
-                <w:i w:val="0"/>
-                <w:color w:val="EA580C"/>
-                <w:sz w:val="16"/>
-              </w:rPr>
-              <w:t>Moyenne</w:t>
-            </w:r>
-          </w:p>
-        </w:tc>
-        <w:tc>
-          <w:tcPr>
-            <w:tcW w:type="dxa" w:w="1247"/>
-          </w:tcPr>
-          <w:p>
-            <w:r>
-              <w:rPr>
-                <w:b/>
-                <w:i w:val="0"/>
-                <w:sz w:val="16"/>
-              </w:rPr>
-              <w:t>S11</w:t>
-              <w:br/>
-            </w:r>
-            <w:r>
-              <w:rPr>
-                <w:b w:val="0"/>
-                <w:i w:val="0"/>
-                <w:color w:val="64748B"/>
-                <w:sz w:val="14"/>
-              </w:rPr>
-              <w:t>Logement / cadre de vie</w:t>
-            </w:r>
-          </w:p>
-        </w:tc>
-        <w:tc>
-          <w:tcPr>
-            <w:tcW w:type="dxa" w:w="1531"/>
-          </w:tcPr>
-          <w:p>
-            <w:r>
-              <w:rPr>
-                <w:b/>
-                <w:i w:val="0"/>
-                <w:color w:val="16A34A"/>
-                <w:sz w:val="16"/>
-              </w:rPr>
-              <w:t>s02q02__1, s02q15, s02q17, s03q16, s04q27, s04q43, s04q63, s05q11</w:t>
-            </w:r>
-          </w:p>
-        </w:tc>
-        <w:tc>
-          <w:tcPr>
-            <w:tcW w:type="dxa" w:w="1191"/>
-          </w:tcPr>
-          <w:p>
-            <w:r>
-              <w:rPr>
-                <w:b w:val="0"/>
-                <w:i w:val="0"/>
-                <w:color w:val="64748B"/>
-                <w:sz w:val="16"/>
-              </w:rPr>
-              <w:t>GT-CQ</w:t>
-            </w:r>
-          </w:p>
-        </w:tc>
-        <w:tc>
-          <w:tcPr>
-            <w:tcW w:type="dxa" w:w="4706"/>
-          </w:tcPr>
-          <w:p>
-            <w:r>
-              <w:rPr>
-                <w:b w:val="0"/>
-                <w:i w:val="0"/>
-                <w:sz w:val="17"/>
-              </w:rPr>
-              <w:t>Le montant (9999 FCFA) du loyer mensuel payé pour un logement comme le votre (Maison Basse) dans ce village/quartier est trop faible, Veuillez s'il vous plaît corriger cette information.</w:t>
-            </w:r>
-          </w:p>
-        </w:tc>
-      </w:tr>
-      <w:tr>
-        <w:tc>
-          <w:tcPr>
-            <w:tcW w:type="dxa" w:w="964"/>
-          </w:tcPr>
-          <w:p>
-            <w:r>
-              <w:rPr>
-                <w:b/>
-                <w:i w:val="0"/>
-                <w:color w:val="EA580C"/>
-                <w:sz w:val="16"/>
-              </w:rPr>
-              <w:t>Moyenne</w:t>
-            </w:r>
-          </w:p>
-        </w:tc>
-        <w:tc>
-          <w:tcPr>
-            <w:tcW w:type="dxa" w:w="1247"/>
-          </w:tcPr>
-          <w:p>
-            <w:r>
-              <w:rPr>
-                <w:b/>
-                <w:i w:val="0"/>
-                <w:sz w:val="16"/>
-              </w:rPr>
-              <w:t>S11</w:t>
-              <w:br/>
-            </w:r>
-            <w:r>
-              <w:rPr>
-                <w:b w:val="0"/>
-                <w:i w:val="0"/>
-                <w:color w:val="64748B"/>
-                <w:sz w:val="14"/>
-              </w:rPr>
-              <w:t>Logement / cadre de vie</w:t>
-            </w:r>
-          </w:p>
-        </w:tc>
-        <w:tc>
-          <w:tcPr>
-            <w:tcW w:type="dxa" w:w="1531"/>
-          </w:tcPr>
-          <w:p>
-            <w:r>
-              <w:rPr>
-                <w:b/>
-                <w:i w:val="0"/>
-                <w:color w:val="16A34A"/>
-                <w:sz w:val="16"/>
-              </w:rPr>
-              <w:t>—</w:t>
-            </w:r>
-          </w:p>
-        </w:tc>
-        <w:tc>
-          <w:tcPr>
-            <w:tcW w:type="dxa" w:w="1191"/>
-          </w:tcPr>
-          <w:p>
-            <w:r>
-              <w:rPr>
-                <w:b w:val="0"/>
-                <w:i w:val="0"/>
-                <w:color w:val="64748B"/>
-                <w:sz w:val="16"/>
-              </w:rPr>
-              <w:t>GT-CQ</w:t>
-            </w:r>
-          </w:p>
-        </w:tc>
-        <w:tc>
-          <w:tcPr>
-            <w:tcW w:type="dxa" w:w="4706"/>
-          </w:tcPr>
-          <w:p>
-            <w:r>
-              <w:rPr>
-                <w:b w:val="0"/>
-                <w:i w:val="0"/>
-                <w:sz w:val="17"/>
-              </w:rPr>
-              <w:t>Attention!!! Les ménages vivants dans un(e) Maison Basse à SAINT-LOUIS Urbain ont généralement comme principal matériau de revêtement du sol du logement le/la Ciment/Béton, mais celui du ménage de FATOU SAMBE (Carreaux/Marbre) diffère de celui-ci.</w:t>
-            </w:r>
-          </w:p>
-        </w:tc>
-      </w:tr>
-      <w:tr>
-        <w:tc>
-          <w:tcPr>
-            <w:tcW w:type="dxa" w:w="964"/>
-          </w:tcPr>
-          <w:p>
-            <w:r>
-              <w:rPr>
-                <w:b/>
-                <w:i w:val="0"/>
-                <w:color w:val="EA580C"/>
-                <w:sz w:val="16"/>
-              </w:rPr>
-              <w:t>Moyenne</w:t>
-            </w:r>
-          </w:p>
-        </w:tc>
-        <w:tc>
-          <w:tcPr>
-            <w:tcW w:type="dxa" w:w="1247"/>
-          </w:tcPr>
-          <w:p>
-            <w:r>
-              <w:rPr>
-                <w:b/>
-                <w:i w:val="0"/>
-                <w:sz w:val="16"/>
-              </w:rPr>
-              <w:t>S11</w:t>
-              <w:br/>
-            </w:r>
-            <w:r>
-              <w:rPr>
-                <w:b w:val="0"/>
-                <w:i w:val="0"/>
-                <w:color w:val="64748B"/>
-                <w:sz w:val="14"/>
-              </w:rPr>
-              <w:t>Logement / cadre de vie</w:t>
-            </w:r>
-          </w:p>
-        </w:tc>
-        <w:tc>
-          <w:tcPr>
-            <w:tcW w:type="dxa" w:w="1531"/>
-          </w:tcPr>
-          <w:p>
-            <w:r>
-              <w:rPr>
-                <w:b/>
-                <w:i w:val="0"/>
-                <w:color w:val="16A34A"/>
-                <w:sz w:val="16"/>
-              </w:rPr>
-              <w:t>—</w:t>
-            </w:r>
-          </w:p>
-        </w:tc>
-        <w:tc>
-          <w:tcPr>
-            <w:tcW w:type="dxa" w:w="1191"/>
-          </w:tcPr>
-          <w:p>
-            <w:r>
-              <w:rPr>
-                <w:b w:val="0"/>
-                <w:i w:val="0"/>
-                <w:color w:val="64748B"/>
-                <w:sz w:val="16"/>
-              </w:rPr>
-              <w:t>GT-CQ</w:t>
-            </w:r>
-          </w:p>
-        </w:tc>
-        <w:tc>
-          <w:tcPr>
-            <w:tcW w:type="dxa" w:w="4706"/>
-          </w:tcPr>
-          <w:p>
-            <w:r>
-              <w:rPr>
-                <w:b w:val="0"/>
-                <w:i w:val="0"/>
-                <w:sz w:val="17"/>
-              </w:rPr>
-              <w:t>Prière de vérifier pour être sûr que vous avez choisi les bonnes modalités des questions 11.01 et 11.19.</w:t>
-            </w:r>
-          </w:p>
-        </w:tc>
-      </w:tr>
-      <w:tr>
-        <w:tc>
-          <w:tcPr>
-            <w:tcW w:type="dxa" w:w="964"/>
-          </w:tcPr>
-          <w:p>
-            <w:r>
-              <w:rPr>
-                <w:b/>
-                <w:i w:val="0"/>
-                <w:color w:val="EA580C"/>
-                <w:sz w:val="16"/>
-              </w:rPr>
-              <w:t>Moyenne</w:t>
-            </w:r>
-          </w:p>
-        </w:tc>
-        <w:tc>
-          <w:tcPr>
-            <w:tcW w:type="dxa" w:w="1247"/>
-          </w:tcPr>
-          <w:p>
-            <w:r>
-              <w:rPr>
-                <w:b/>
-                <w:i w:val="0"/>
-                <w:sz w:val="16"/>
-              </w:rPr>
-              <w:t>S11</w:t>
-              <w:br/>
-            </w:r>
-            <w:r>
-              <w:rPr>
-                <w:b w:val="0"/>
-                <w:i w:val="0"/>
-                <w:color w:val="64748B"/>
-                <w:sz w:val="14"/>
-              </w:rPr>
-              <w:t>Logement / cadre de vie</w:t>
-            </w:r>
-          </w:p>
-        </w:tc>
-        <w:tc>
-          <w:tcPr>
-            <w:tcW w:type="dxa" w:w="1531"/>
-          </w:tcPr>
-          <w:p>
-            <w:r>
-              <w:rPr>
-                <w:b/>
-                <w:i w:val="0"/>
-                <w:color w:val="16A34A"/>
-                <w:sz w:val="16"/>
-              </w:rPr>
-              <w:t>—</w:t>
-            </w:r>
-          </w:p>
-        </w:tc>
-        <w:tc>
-          <w:tcPr>
-            <w:tcW w:type="dxa" w:w="1191"/>
-          </w:tcPr>
-          <w:p>
-            <w:r>
-              <w:rPr>
-                <w:b w:val="0"/>
-                <w:i w:val="0"/>
-                <w:color w:val="64748B"/>
-                <w:sz w:val="16"/>
-              </w:rPr>
-              <w:t>GT-CQ</w:t>
-            </w:r>
-          </w:p>
-        </w:tc>
-        <w:tc>
-          <w:tcPr>
-            <w:tcW w:type="dxa" w:w="4706"/>
-          </w:tcPr>
-          <w:p>
-            <w:r>
-              <w:rPr>
-                <w:b w:val="0"/>
-                <w:i w:val="0"/>
-                <w:sz w:val="17"/>
-              </w:rPr>
               <w:t>Merci de ne pas corriger si vous êtes sûr de celui donné par le ménage et observé par vous.</w:t>
-            </w:r>
-          </w:p>
-        </w:tc>
-      </w:tr>
-      <w:tr>
-        <w:tc>
-          <w:tcPr>
-            <w:tcW w:type="dxa" w:w="964"/>
-          </w:tcPr>
-          <w:p>
-            <w:r>
-              <w:rPr>
-                <w:b/>
-                <w:i w:val="0"/>
-                <w:color w:val="EA580C"/>
-                <w:sz w:val="16"/>
-              </w:rPr>
-              <w:t>Moyenne</w:t>
-            </w:r>
-          </w:p>
-        </w:tc>
-        <w:tc>
-          <w:tcPr>
-            <w:tcW w:type="dxa" w:w="1247"/>
-          </w:tcPr>
-          <w:p>
-            <w:r>
-              <w:rPr>
-                <w:b/>
-                <w:i w:val="0"/>
-                <w:sz w:val="16"/>
-              </w:rPr>
-              <w:t>S13</w:t>
-              <w:br/>
-            </w:r>
-            <w:r>
-              <w:rPr>
-                <w:b w:val="0"/>
-                <w:i w:val="0"/>
-                <w:color w:val="64748B"/>
-                <w:sz w:val="14"/>
-              </w:rPr>
-              <w:t>Transferts</w:t>
-            </w:r>
-          </w:p>
-        </w:tc>
-        <w:tc>
-          <w:tcPr>
-            <w:tcW w:type="dxa" w:w="1531"/>
-          </w:tcPr>
-          <w:p>
-            <w:r>
-              <w:rPr>
-                <w:b/>
-                <w:i w:val="0"/>
-                <w:color w:val="16A34A"/>
-                <w:sz w:val="16"/>
-              </w:rPr>
-              <w:t>s00q07a, s00q08, s00q10, s00q13_0, s00q15_0, s00q17_0, s00q23a, s00q23b</w:t>
-            </w:r>
-          </w:p>
-        </w:tc>
-        <w:tc>
-          <w:tcPr>
-            <w:tcW w:type="dxa" w:w="1191"/>
-          </w:tcPr>
-          <w:p>
-            <w:r>
-              <w:rPr>
-                <w:b w:val="0"/>
-                <w:i w:val="0"/>
-                <w:color w:val="64748B"/>
-                <w:sz w:val="16"/>
-              </w:rPr>
-              <w:t>GT-CQ</w:t>
-            </w:r>
-          </w:p>
-        </w:tc>
-        <w:tc>
-          <w:tcPr>
-            <w:tcW w:type="dxa" w:w="4706"/>
-          </w:tcPr>
-          <w:p>
-            <w:r>
-              <w:rPr>
-                <w:b w:val="0"/>
-                <w:i w:val="0"/>
-                <w:sz w:val="17"/>
-              </w:rPr>
-              <w:t>L'enquêteur prière de fournir d'effort pour avoir le niveau d'étude et l'âge de celui qui a envoyé/donné de l'argent dans la section 13a (Transfert reçu).</w:t>
             </w:r>
           </w:p>
         </w:tc>
